--- a/manuals/L0-5-RAM Corporate Services (Enablers).docx
+++ b/manuals/L0-5-RAM Corporate Services (Enablers).docx
@@ -257,7 +257,7 @@
     </w:p>
     <w:p>
       <w:pPr>
-        <w:spacing w:after="0" w:line="240" w:lineRule="auto"/>
+        <w:spacing w:line="240" w:lineRule="auto"/>
         <w:rPr>
           <w:rFonts w:ascii="Times New Roman" w:eastAsia="Times New Roman" w:hAnsi="Times New Roman" w:cs="Times New Roman"/>
           <w:kern w:val="0"/>
@@ -275,23 +275,70 @@
           <w:kern w:val="0"/>
           <w:sz w:val="24"/>
           <w:szCs w:val="24"/>
-          <w:highlight w:val="yellow"/>
-          <w:lang w:val="en-GB" w:eastAsia="en-GB" w:bidi="ar-SA"/>
-          <w14:ligatures w14:val="none"/>
-        </w:rPr>
-        <w:t>Workflow Diagram (to be inserted):</w:t>
-      </w:r>
-      <w:r>
-        <w:rPr>
-          <w:rFonts w:ascii="Times New Roman" w:eastAsia="Times New Roman" w:hAnsi="Times New Roman" w:cs="Times New Roman"/>
-          <w:kern w:val="0"/>
-          <w:sz w:val="24"/>
-          <w:szCs w:val="24"/>
-          <w:highlight w:val="yellow"/>
-          <w:lang w:val="en-GB" w:eastAsia="en-GB" w:bidi="ar-SA"/>
-          <w14:ligatures w14:val="none"/>
-        </w:rPr>
-        <w:t xml:space="preserve"> Corporate Services Enablement &amp; Control Model (Plan → Support → Control → Assure)</w:t>
+          <w:lang w:val="en-GB" w:eastAsia="en-GB" w:bidi="ar-SA"/>
+          <w14:ligatures w14:val="none"/>
+        </w:rPr>
+        <w:t>Workflow Diagram</w:t>
+      </w:r>
+      <w:r>
+        <w:rPr>
+          <w:rFonts w:ascii="Times New Roman" w:eastAsia="Times New Roman" w:hAnsi="Times New Roman" w:cs="Times New Roman"/>
+          <w:b/>
+          <w:bCs/>
+          <w:kern w:val="0"/>
+          <w:sz w:val="24"/>
+          <w:szCs w:val="24"/>
+          <w:lang w:val="en-GB" w:eastAsia="en-GB" w:bidi="ar-SA"/>
+          <w14:ligatures w14:val="none"/>
+        </w:rPr>
+        <w:t xml:space="preserve">: </w:t>
+      </w:r>
+      <w:r>
+        <w:rPr>
+          <w:rFonts w:ascii="Times New Roman" w:eastAsia="Times New Roman" w:hAnsi="Times New Roman" w:cs="Times New Roman"/>
+          <w:kern w:val="0"/>
+          <w:sz w:val="24"/>
+          <w:szCs w:val="24"/>
+          <w:lang w:val="en-GB" w:eastAsia="en-GB" w:bidi="ar-SA"/>
+          <w14:ligatures w14:val="none"/>
+        </w:rPr>
+        <w:t>Corporate Services Enablement &amp; Control Model (Plan → Support → Control → Assure)</w:t>
+      </w:r>
+    </w:p>
+    <w:p>
+      <w:pPr>
+        <w:spacing w:after="0" w:line="240" w:lineRule="auto"/>
+        <w:rPr>
+          <w:rFonts w:ascii="Times New Roman" w:eastAsia="Times New Roman" w:hAnsi="Times New Roman" w:cs="Times New Roman"/>
+          <w:kern w:val="0"/>
+          <w:sz w:val="24"/>
+          <w:szCs w:val="24"/>
+          <w:lang w:val="en-GB" w:eastAsia="en-GB" w:bidi="ar-SA"/>
+          <w14:ligatures w14:val="none"/>
+        </w:rPr>
+      </w:pPr>
+      <w:r>
+        <w:rPr>
+          <w:rFonts w:ascii="Times New Roman" w:eastAsia="Times New Roman" w:hAnsi="Times New Roman" w:cs="Times New Roman"/>
+          <w:noProof/>
+          <w:kern w:val="0"/>
+          <w:sz w:val="24"/>
+          <w:szCs w:val="24"/>
+          <w:lang w:val="en-GB" w:eastAsia="en-GB" w:bidi="ar-SA"/>
+        </w:rPr>
+        <w:drawing>
+          <wp:inline distT="0" distB="0" distL="0" distR="0" wp14:anchorId="133511EB" wp14:editId="113838EE">
+            <wp:extent cx="5486400" cy="714375"/>
+            <wp:effectExtent l="0" t="0" r="19050" b="9525"/>
+            <wp:docPr id="2000568342" name="Diagram 1"/>
+            <wp:cNvGraphicFramePr/>
+            <a:graphic xmlns:a="http://schemas.openxmlformats.org/drawingml/2006/main">
+              <a:graphicData uri="http://schemas.openxmlformats.org/drawingml/2006/diagram">
+                <dgm:relIds xmlns:dgm="http://schemas.openxmlformats.org/drawingml/2006/diagram" xmlns:r="http://schemas.openxmlformats.org/officeDocument/2006/relationships" r:dm="rId7" r:lo="rId8" r:qs="rId9" r:cs="rId10"/>
+              </a:graphicData>
+            </a:graphic>
+          </wp:inline>
+        </w:drawing>
       </w:r>
     </w:p>
     <w:p>
@@ -780,6 +827,7 @@
           <w:lang w:val="en-GB" w:eastAsia="en-GB" w:bidi="ar-SA"/>
           <w14:ligatures w14:val="none"/>
         </w:rPr>
+        <w:lastRenderedPageBreak/>
         <w:t>4. Applicable Policies</w:t>
       </w:r>
     </w:p>
@@ -836,7 +884,6 @@
           <w:lang w:val="en-GB" w:eastAsia="en-GB" w:bidi="ar-SA"/>
           <w14:ligatures w14:val="none"/>
         </w:rPr>
-        <w:lastRenderedPageBreak/>
         <w:t>Procurement &amp; Vendor Management Policy</w:t>
       </w:r>
     </w:p>
@@ -1628,6 +1675,7 @@
           <w:lang w:val="en-GB" w:eastAsia="en-GB" w:bidi="ar-SA"/>
           <w14:ligatures w14:val="none"/>
         </w:rPr>
+        <w:lastRenderedPageBreak/>
         <w:t>Inputs</w:t>
       </w:r>
     </w:p>
@@ -1684,7 +1732,6 @@
           <w:lang w:val="en-GB" w:eastAsia="en-GB" w:bidi="ar-SA"/>
           <w14:ligatures w14:val="none"/>
         </w:rPr>
-        <w:lastRenderedPageBreak/>
         <w:t>Approved budgets and forecasts</w:t>
       </w:r>
     </w:p>
@@ -2412,6 +2459,7 @@
           <w:lang w:val="en-GB" w:eastAsia="en-GB" w:bidi="ar-SA"/>
           <w14:ligatures w14:val="none"/>
         </w:rPr>
+        <w:lastRenderedPageBreak/>
         <w:t>Objectives</w:t>
       </w:r>
     </w:p>
@@ -2468,7 +2516,6 @@
           <w:lang w:val="en-GB" w:eastAsia="en-GB" w:bidi="ar-SA"/>
           <w14:ligatures w14:val="none"/>
         </w:rPr>
-        <w:lastRenderedPageBreak/>
         <w:t>Control supplier risk</w:t>
       </w:r>
     </w:p>
@@ -3224,6 +3271,7 @@
           <w:lang w:val="en-GB" w:eastAsia="en-GB" w:bidi="ar-SA"/>
           <w14:ligatures w14:val="none"/>
         </w:rPr>
+        <w:lastRenderedPageBreak/>
         <w:t>KPIs</w:t>
       </w:r>
     </w:p>
@@ -3280,7 +3328,6 @@
           <w:lang w:val="en-GB" w:eastAsia="en-GB" w:bidi="ar-SA"/>
           <w14:ligatures w14:val="none"/>
         </w:rPr>
-        <w:lastRenderedPageBreak/>
         <w:t>Training completion</w:t>
       </w:r>
     </w:p>
@@ -3988,6 +4035,7 @@
           <w:lang w:val="en-GB" w:eastAsia="en-GB" w:bidi="ar-SA"/>
           <w14:ligatures w14:val="none"/>
         </w:rPr>
+        <w:lastRenderedPageBreak/>
         <w:t>Records &amp; Forms:</w:t>
       </w:r>
       <w:r>
@@ -4054,7 +4102,6 @@
           <w:lang w:val="en-GB" w:eastAsia="en-GB" w:bidi="ar-SA"/>
           <w14:ligatures w14:val="none"/>
         </w:rPr>
-        <w:lastRenderedPageBreak/>
         <w:t>L1</w:t>
       </w:r>
       <w:r>
@@ -4807,6 +4854,7 @@
           <w:lang w:val="en-GB" w:eastAsia="en-GB" w:bidi="ar-SA"/>
           <w14:ligatures w14:val="none"/>
         </w:rPr>
+        <w:lastRenderedPageBreak/>
         <w:t>Corporate Services records constitute core audit evidence</w:t>
       </w:r>
     </w:p>
@@ -4835,7 +4883,6 @@
           <w:lang w:val="en-GB" w:eastAsia="en-GB" w:bidi="ar-SA"/>
           <w14:ligatures w14:val="none"/>
         </w:rPr>
-        <w:lastRenderedPageBreak/>
         <w:t>SAP system logs and approvals are primary control artifacts</w:t>
       </w:r>
     </w:p>
@@ -5083,8 +5130,8 @@
     </w:p>
     <w:p/>
     <w:sectPr>
-      <w:headerReference w:type="default" r:id="rId7"/>
-      <w:footerReference w:type="default" r:id="rId8"/>
+      <w:headerReference w:type="default" r:id="rId12"/>
+      <w:footerReference w:type="default" r:id="rId13"/>
       <w:pgSz w:w="11906" w:h="16838"/>
       <w:pgMar w:top="1440" w:right="1440" w:bottom="1440" w:left="1440" w:header="720" w:footer="720" w:gutter="0"/>
       <w:pgBorders w:offsetFrom="page">
@@ -10231,6 +10278,2733 @@
 </w:styles>
 </file>
 
+<file path=word/diagrams/colors1.xml><?xml version="1.0" encoding="utf-8"?>
+<dgm:colorsDef xmlns:dgm="http://schemas.openxmlformats.org/drawingml/2006/diagram" xmlns:a="http://schemas.openxmlformats.org/drawingml/2006/main" uniqueId="urn:microsoft.com/office/officeart/2005/8/colors/accent0_3">
+  <dgm:title val=""/>
+  <dgm:desc val=""/>
+  <dgm:catLst>
+    <dgm:cat type="mainScheme" pri="10300"/>
+  </dgm:catLst>
+  <dgm:styleLbl name="node0">
+    <dgm:fillClrLst meth="repeat">
+      <a:schemeClr val="dk2"/>
+    </dgm:fillClrLst>
+    <dgm:linClrLst meth="repeat">
+      <a:schemeClr val="lt2"/>
+    </dgm:linClrLst>
+    <dgm:effectClrLst/>
+    <dgm:txLinClrLst/>
+    <dgm:txFillClrLst/>
+    <dgm:txEffectClrLst/>
+  </dgm:styleLbl>
+  <dgm:styleLbl name="alignNode1">
+    <dgm:fillClrLst meth="repeat">
+      <a:schemeClr val="dk2"/>
+    </dgm:fillClrLst>
+    <dgm:linClrLst meth="repeat">
+      <a:schemeClr val="dk2"/>
+    </dgm:linClrLst>
+    <dgm:effectClrLst/>
+    <dgm:txLinClrLst/>
+    <dgm:txFillClrLst/>
+    <dgm:txEffectClrLst/>
+  </dgm:styleLbl>
+  <dgm:styleLbl name="node1">
+    <dgm:fillClrLst meth="repeat">
+      <a:schemeClr val="dk2"/>
+    </dgm:fillClrLst>
+    <dgm:linClrLst meth="repeat">
+      <a:schemeClr val="lt2"/>
+    </dgm:linClrLst>
+    <dgm:effectClrLst/>
+    <dgm:txLinClrLst/>
+    <dgm:txFillClrLst/>
+    <dgm:txEffectClrLst/>
+  </dgm:styleLbl>
+  <dgm:styleLbl name="lnNode1">
+    <dgm:fillClrLst meth="repeat">
+      <a:schemeClr val="dk2"/>
+    </dgm:fillClrLst>
+    <dgm:linClrLst meth="repeat">
+      <a:schemeClr val="lt2"/>
+    </dgm:linClrLst>
+    <dgm:effectClrLst/>
+    <dgm:txLinClrLst/>
+    <dgm:txFillClrLst/>
+    <dgm:txEffectClrLst/>
+  </dgm:styleLbl>
+  <dgm:styleLbl name="vennNode1">
+    <dgm:fillClrLst meth="repeat">
+      <a:schemeClr val="dk2">
+        <a:alpha val="50000"/>
+      </a:schemeClr>
+    </dgm:fillClrLst>
+    <dgm:linClrLst meth="repeat">
+      <a:schemeClr val="lt2"/>
+    </dgm:linClrLst>
+    <dgm:effectClrLst/>
+    <dgm:txLinClrLst/>
+    <dgm:txFillClrLst/>
+    <dgm:txEffectClrLst/>
+  </dgm:styleLbl>
+  <dgm:styleLbl name="node2">
+    <dgm:fillClrLst meth="repeat">
+      <a:schemeClr val="dk2"/>
+    </dgm:fillClrLst>
+    <dgm:linClrLst meth="repeat">
+      <a:schemeClr val="lt2"/>
+    </dgm:linClrLst>
+    <dgm:effectClrLst/>
+    <dgm:txLinClrLst/>
+    <dgm:txFillClrLst/>
+    <dgm:txEffectClrLst/>
+  </dgm:styleLbl>
+  <dgm:styleLbl name="node3">
+    <dgm:fillClrLst meth="repeat">
+      <a:schemeClr val="dk2"/>
+    </dgm:fillClrLst>
+    <dgm:linClrLst meth="repeat">
+      <a:schemeClr val="lt2"/>
+    </dgm:linClrLst>
+    <dgm:effectClrLst/>
+    <dgm:txLinClrLst/>
+    <dgm:txFillClrLst/>
+    <dgm:txEffectClrLst/>
+  </dgm:styleLbl>
+  <dgm:styleLbl name="node4">
+    <dgm:fillClrLst meth="repeat">
+      <a:schemeClr val="dk2"/>
+    </dgm:fillClrLst>
+    <dgm:linClrLst meth="repeat">
+      <a:schemeClr val="lt2"/>
+    </dgm:linClrLst>
+    <dgm:effectClrLst/>
+    <dgm:txLinClrLst/>
+    <dgm:txFillClrLst/>
+    <dgm:txEffectClrLst/>
+  </dgm:styleLbl>
+  <dgm:styleLbl name="fgImgPlace1">
+    <dgm:fillClrLst meth="repeat">
+      <a:schemeClr val="dk2">
+        <a:tint val="50000"/>
+      </a:schemeClr>
+    </dgm:fillClrLst>
+    <dgm:linClrLst meth="repeat">
+      <a:schemeClr val="lt2"/>
+    </dgm:linClrLst>
+    <dgm:effectClrLst/>
+    <dgm:txLinClrLst/>
+    <dgm:txFillClrLst meth="repeat">
+      <a:schemeClr val="lt2"/>
+    </dgm:txFillClrLst>
+    <dgm:txEffectClrLst/>
+  </dgm:styleLbl>
+  <dgm:styleLbl name="alignImgPlace1">
+    <dgm:fillClrLst meth="repeat">
+      <a:schemeClr val="dk2">
+        <a:tint val="50000"/>
+      </a:schemeClr>
+    </dgm:fillClrLst>
+    <dgm:linClrLst meth="repeat">
+      <a:schemeClr val="dk2">
+        <a:shade val="80000"/>
+      </a:schemeClr>
+    </dgm:linClrLst>
+    <dgm:effectClrLst/>
+    <dgm:txLinClrLst/>
+    <dgm:txFillClrLst meth="repeat">
+      <a:schemeClr val="lt2"/>
+    </dgm:txFillClrLst>
+    <dgm:txEffectClrLst/>
+  </dgm:styleLbl>
+  <dgm:styleLbl name="bgImgPlace1">
+    <dgm:fillClrLst meth="repeat">
+      <a:schemeClr val="dk2">
+        <a:tint val="50000"/>
+      </a:schemeClr>
+    </dgm:fillClrLst>
+    <dgm:linClrLst meth="repeat">
+      <a:schemeClr val="dk2">
+        <a:shade val="80000"/>
+      </a:schemeClr>
+    </dgm:linClrLst>
+    <dgm:effectClrLst/>
+    <dgm:txLinClrLst/>
+    <dgm:txFillClrLst meth="repeat">
+      <a:schemeClr val="lt2"/>
+    </dgm:txFillClrLst>
+    <dgm:txEffectClrLst/>
+  </dgm:styleLbl>
+  <dgm:styleLbl name="sibTrans2D1">
+    <dgm:fillClrLst meth="repeat">
+      <a:schemeClr val="dk2">
+        <a:tint val="60000"/>
+      </a:schemeClr>
+    </dgm:fillClrLst>
+    <dgm:linClrLst meth="repeat">
+      <a:schemeClr val="dk2">
+        <a:tint val="60000"/>
+      </a:schemeClr>
+    </dgm:linClrLst>
+    <dgm:effectClrLst/>
+    <dgm:txLinClrLst/>
+    <dgm:txFillClrLst/>
+    <dgm:txEffectClrLst/>
+  </dgm:styleLbl>
+  <dgm:styleLbl name="fgSibTrans2D1">
+    <dgm:fillClrLst meth="repeat">
+      <a:schemeClr val="dk2">
+        <a:tint val="60000"/>
+      </a:schemeClr>
+    </dgm:fillClrLst>
+    <dgm:linClrLst meth="repeat">
+      <a:schemeClr val="dk2">
+        <a:tint val="60000"/>
+      </a:schemeClr>
+    </dgm:linClrLst>
+    <dgm:effectClrLst/>
+    <dgm:txLinClrLst/>
+    <dgm:txFillClrLst/>
+    <dgm:txEffectClrLst/>
+  </dgm:styleLbl>
+  <dgm:styleLbl name="bgSibTrans2D1">
+    <dgm:fillClrLst meth="repeat">
+      <a:schemeClr val="dk2">
+        <a:tint val="60000"/>
+      </a:schemeClr>
+    </dgm:fillClrLst>
+    <dgm:linClrLst meth="repeat">
+      <a:schemeClr val="dk2">
+        <a:tint val="60000"/>
+      </a:schemeClr>
+    </dgm:linClrLst>
+    <dgm:effectClrLst/>
+    <dgm:txLinClrLst/>
+    <dgm:txFillClrLst/>
+    <dgm:txEffectClrLst/>
+  </dgm:styleLbl>
+  <dgm:styleLbl name="sibTrans1D1">
+    <dgm:fillClrLst meth="repeat">
+      <a:schemeClr val="dk2"/>
+    </dgm:fillClrLst>
+    <dgm:linClrLst meth="repeat">
+      <a:schemeClr val="dk2"/>
+    </dgm:linClrLst>
+    <dgm:effectClrLst/>
+    <dgm:txLinClrLst/>
+    <dgm:txFillClrLst meth="repeat">
+      <a:schemeClr val="lt2"/>
+    </dgm:txFillClrLst>
+    <dgm:txEffectClrLst/>
+  </dgm:styleLbl>
+  <dgm:styleLbl name="callout">
+    <dgm:fillClrLst meth="repeat">
+      <a:schemeClr val="dk2"/>
+    </dgm:fillClrLst>
+    <dgm:linClrLst meth="repeat">
+      <a:schemeClr val="dk2">
+        <a:tint val="50000"/>
+      </a:schemeClr>
+    </dgm:linClrLst>
+    <dgm:effectClrLst/>
+    <dgm:txLinClrLst/>
+    <dgm:txFillClrLst meth="repeat">
+      <a:schemeClr val="lt2"/>
+    </dgm:txFillClrLst>
+    <dgm:txEffectClrLst/>
+  </dgm:styleLbl>
+  <dgm:styleLbl name="asst0">
+    <dgm:fillClrLst meth="repeat">
+      <a:schemeClr val="dk2"/>
+    </dgm:fillClrLst>
+    <dgm:linClrLst meth="repeat">
+      <a:schemeClr val="lt2"/>
+    </dgm:linClrLst>
+    <dgm:effectClrLst/>
+    <dgm:txLinClrLst/>
+    <dgm:txFillClrLst/>
+    <dgm:txEffectClrLst/>
+  </dgm:styleLbl>
+  <dgm:styleLbl name="asst1">
+    <dgm:fillClrLst meth="repeat">
+      <a:schemeClr val="dk2"/>
+    </dgm:fillClrLst>
+    <dgm:linClrLst meth="repeat">
+      <a:schemeClr val="lt2"/>
+    </dgm:linClrLst>
+    <dgm:effectClrLst/>
+    <dgm:txLinClrLst/>
+    <dgm:txFillClrLst/>
+    <dgm:txEffectClrLst/>
+  </dgm:styleLbl>
+  <dgm:styleLbl name="asst2">
+    <dgm:fillClrLst meth="repeat">
+      <a:schemeClr val="dk2"/>
+    </dgm:fillClrLst>
+    <dgm:linClrLst meth="repeat">
+      <a:schemeClr val="lt2"/>
+    </dgm:linClrLst>
+    <dgm:effectClrLst/>
+    <dgm:txLinClrLst/>
+    <dgm:txFillClrLst/>
+    <dgm:txEffectClrLst/>
+  </dgm:styleLbl>
+  <dgm:styleLbl name="asst3">
+    <dgm:fillClrLst meth="repeat">
+      <a:schemeClr val="dk2"/>
+    </dgm:fillClrLst>
+    <dgm:linClrLst meth="repeat">
+      <a:schemeClr val="lt2"/>
+    </dgm:linClrLst>
+    <dgm:effectClrLst/>
+    <dgm:txLinClrLst/>
+    <dgm:txFillClrLst/>
+    <dgm:txEffectClrLst/>
+  </dgm:styleLbl>
+  <dgm:styleLbl name="asst4">
+    <dgm:fillClrLst meth="repeat">
+      <a:schemeClr val="dk2"/>
+    </dgm:fillClrLst>
+    <dgm:linClrLst meth="repeat">
+      <a:schemeClr val="lt2"/>
+    </dgm:linClrLst>
+    <dgm:effectClrLst/>
+    <dgm:txLinClrLst/>
+    <dgm:txFillClrLst/>
+    <dgm:txEffectClrLst/>
+  </dgm:styleLbl>
+  <dgm:styleLbl name="parChTrans2D1">
+    <dgm:fillClrLst meth="repeat">
+      <a:schemeClr val="dk2">
+        <a:tint val="60000"/>
+      </a:schemeClr>
+    </dgm:fillClrLst>
+    <dgm:linClrLst meth="repeat">
+      <a:schemeClr val="dk2">
+        <a:tint val="60000"/>
+      </a:schemeClr>
+    </dgm:linClrLst>
+    <dgm:effectClrLst/>
+    <dgm:txLinClrLst/>
+    <dgm:txFillClrLst meth="repeat">
+      <a:schemeClr val="lt2"/>
+    </dgm:txFillClrLst>
+    <dgm:txEffectClrLst/>
+  </dgm:styleLbl>
+  <dgm:styleLbl name="parChTrans2D2">
+    <dgm:fillClrLst meth="repeat">
+      <a:schemeClr val="dk2"/>
+    </dgm:fillClrLst>
+    <dgm:linClrLst meth="repeat">
+      <a:schemeClr val="dk2"/>
+    </dgm:linClrLst>
+    <dgm:effectClrLst/>
+    <dgm:txLinClrLst/>
+    <dgm:txFillClrLst meth="repeat">
+      <a:schemeClr val="lt2"/>
+    </dgm:txFillClrLst>
+    <dgm:txEffectClrLst/>
+  </dgm:styleLbl>
+  <dgm:styleLbl name="parChTrans2D3">
+    <dgm:fillClrLst meth="repeat">
+      <a:schemeClr val="dk2"/>
+    </dgm:fillClrLst>
+    <dgm:linClrLst meth="repeat">
+      <a:schemeClr val="dk2"/>
+    </dgm:linClrLst>
+    <dgm:effectClrLst/>
+    <dgm:txLinClrLst/>
+    <dgm:txFillClrLst meth="repeat">
+      <a:schemeClr val="lt2"/>
+    </dgm:txFillClrLst>
+    <dgm:txEffectClrLst/>
+  </dgm:styleLbl>
+  <dgm:styleLbl name="parChTrans2D4">
+    <dgm:fillClrLst meth="repeat">
+      <a:schemeClr val="dk2"/>
+    </dgm:fillClrLst>
+    <dgm:linClrLst meth="repeat">
+      <a:schemeClr val="dk2"/>
+    </dgm:linClrLst>
+    <dgm:effectClrLst/>
+    <dgm:txLinClrLst/>
+    <dgm:txFillClrLst meth="repeat">
+      <a:schemeClr val="lt2"/>
+    </dgm:txFillClrLst>
+    <dgm:txEffectClrLst/>
+  </dgm:styleLbl>
+  <dgm:styleLbl name="parChTrans1D1">
+    <dgm:fillClrLst meth="repeat">
+      <a:schemeClr val="dk2"/>
+    </dgm:fillClrLst>
+    <dgm:linClrLst meth="repeat">
+      <a:schemeClr val="dk2">
+        <a:shade val="60000"/>
+      </a:schemeClr>
+    </dgm:linClrLst>
+    <dgm:effectClrLst/>
+    <dgm:txLinClrLst/>
+    <dgm:txFillClrLst meth="repeat">
+      <a:schemeClr val="tx1"/>
+    </dgm:txFillClrLst>
+    <dgm:txEffectClrLst/>
+  </dgm:styleLbl>
+  <dgm:styleLbl name="parChTrans1D2">
+    <dgm:fillClrLst meth="repeat">
+      <a:schemeClr val="dk2"/>
+    </dgm:fillClrLst>
+    <dgm:linClrLst meth="repeat">
+      <a:schemeClr val="dk2">
+        <a:shade val="60000"/>
+      </a:schemeClr>
+    </dgm:linClrLst>
+    <dgm:effectClrLst/>
+    <dgm:txLinClrLst/>
+    <dgm:txFillClrLst meth="repeat">
+      <a:schemeClr val="tx1"/>
+    </dgm:txFillClrLst>
+    <dgm:txEffectClrLst/>
+  </dgm:styleLbl>
+  <dgm:styleLbl name="parChTrans1D3">
+    <dgm:fillClrLst meth="repeat">
+      <a:schemeClr val="dk2"/>
+    </dgm:fillClrLst>
+    <dgm:linClrLst meth="repeat">
+      <a:schemeClr val="dk2">
+        <a:shade val="80000"/>
+      </a:schemeClr>
+    </dgm:linClrLst>
+    <dgm:effectClrLst/>
+    <dgm:txLinClrLst/>
+    <dgm:txFillClrLst meth="repeat">
+      <a:schemeClr val="tx1"/>
+    </dgm:txFillClrLst>
+    <dgm:txEffectClrLst/>
+  </dgm:styleLbl>
+  <dgm:styleLbl name="parChTrans1D4">
+    <dgm:fillClrLst meth="repeat">
+      <a:schemeClr val="dk2"/>
+    </dgm:fillClrLst>
+    <dgm:linClrLst meth="repeat">
+      <a:schemeClr val="dk2">
+        <a:shade val="80000"/>
+      </a:schemeClr>
+    </dgm:linClrLst>
+    <dgm:effectClrLst/>
+    <dgm:txLinClrLst/>
+    <dgm:txFillClrLst meth="repeat">
+      <a:schemeClr val="tx1"/>
+    </dgm:txFillClrLst>
+    <dgm:txEffectClrLst/>
+  </dgm:styleLbl>
+  <dgm:styleLbl name="fgAcc1">
+    <dgm:fillClrLst meth="repeat">
+      <a:schemeClr val="lt2">
+        <a:alpha val="90000"/>
+      </a:schemeClr>
+    </dgm:fillClrLst>
+    <dgm:linClrLst meth="repeat">
+      <a:schemeClr val="dk2"/>
+    </dgm:linClrLst>
+    <dgm:effectClrLst/>
+    <dgm:txLinClrLst/>
+    <dgm:txFillClrLst meth="repeat">
+      <a:schemeClr val="dk1"/>
+    </dgm:txFillClrLst>
+    <dgm:txEffectClrLst/>
+  </dgm:styleLbl>
+  <dgm:styleLbl name="conFgAcc1">
+    <dgm:fillClrLst meth="repeat">
+      <a:schemeClr val="lt2">
+        <a:alpha val="90000"/>
+      </a:schemeClr>
+    </dgm:fillClrLst>
+    <dgm:linClrLst meth="repeat">
+      <a:schemeClr val="dk2"/>
+    </dgm:linClrLst>
+    <dgm:effectClrLst/>
+    <dgm:txLinClrLst/>
+    <dgm:txFillClrLst meth="repeat">
+      <a:schemeClr val="dk1"/>
+    </dgm:txFillClrLst>
+    <dgm:txEffectClrLst/>
+  </dgm:styleLbl>
+  <dgm:styleLbl name="alignAcc1">
+    <dgm:fillClrLst meth="repeat">
+      <a:schemeClr val="lt2">
+        <a:alpha val="90000"/>
+      </a:schemeClr>
+    </dgm:fillClrLst>
+    <dgm:linClrLst meth="repeat">
+      <a:schemeClr val="dk2"/>
+    </dgm:linClrLst>
+    <dgm:effectClrLst/>
+    <dgm:txLinClrLst/>
+    <dgm:txFillClrLst meth="repeat">
+      <a:schemeClr val="dk1"/>
+    </dgm:txFillClrLst>
+    <dgm:txEffectClrLst/>
+  </dgm:styleLbl>
+  <dgm:styleLbl name="trAlignAcc1">
+    <dgm:fillClrLst meth="repeat">
+      <a:schemeClr val="lt2">
+        <a:alpha val="40000"/>
+      </a:schemeClr>
+    </dgm:fillClrLst>
+    <dgm:linClrLst meth="repeat">
+      <a:schemeClr val="dk2"/>
+    </dgm:linClrLst>
+    <dgm:effectClrLst/>
+    <dgm:txLinClrLst/>
+    <dgm:txFillClrLst meth="repeat">
+      <a:schemeClr val="dk1"/>
+    </dgm:txFillClrLst>
+    <dgm:txEffectClrLst/>
+  </dgm:styleLbl>
+  <dgm:styleLbl name="bgAcc1">
+    <dgm:fillClrLst meth="repeat">
+      <a:schemeClr val="lt2">
+        <a:alpha val="90000"/>
+      </a:schemeClr>
+    </dgm:fillClrLst>
+    <dgm:linClrLst meth="repeat">
+      <a:schemeClr val="dk2"/>
+    </dgm:linClrLst>
+    <dgm:effectClrLst/>
+    <dgm:txLinClrLst/>
+    <dgm:txFillClrLst meth="repeat">
+      <a:schemeClr val="dk1"/>
+    </dgm:txFillClrLst>
+    <dgm:txEffectClrLst/>
+  </dgm:styleLbl>
+  <dgm:styleLbl name="solidFgAcc1">
+    <dgm:fillClrLst meth="repeat">
+      <a:schemeClr val="lt2"/>
+    </dgm:fillClrLst>
+    <dgm:linClrLst meth="repeat">
+      <a:schemeClr val="dk2"/>
+    </dgm:linClrLst>
+    <dgm:effectClrLst/>
+    <dgm:txLinClrLst/>
+    <dgm:txFillClrLst meth="repeat">
+      <a:schemeClr val="dk1"/>
+    </dgm:txFillClrLst>
+    <dgm:txEffectClrLst/>
+  </dgm:styleLbl>
+  <dgm:styleLbl name="solidAlignAcc1">
+    <dgm:fillClrLst meth="repeat">
+      <a:schemeClr val="lt2"/>
+    </dgm:fillClrLst>
+    <dgm:linClrLst meth="repeat">
+      <a:schemeClr val="dk2"/>
+    </dgm:linClrLst>
+    <dgm:effectClrLst/>
+    <dgm:txLinClrLst/>
+    <dgm:txFillClrLst meth="repeat">
+      <a:schemeClr val="dk1"/>
+    </dgm:txFillClrLst>
+    <dgm:txEffectClrLst/>
+  </dgm:styleLbl>
+  <dgm:styleLbl name="solidBgAcc1">
+    <dgm:fillClrLst meth="repeat">
+      <a:schemeClr val="lt2"/>
+    </dgm:fillClrLst>
+    <dgm:linClrLst meth="repeat">
+      <a:schemeClr val="dk2"/>
+    </dgm:linClrLst>
+    <dgm:effectClrLst/>
+    <dgm:txLinClrLst/>
+    <dgm:txFillClrLst meth="repeat">
+      <a:schemeClr val="dk1"/>
+    </dgm:txFillClrLst>
+    <dgm:txEffectClrLst/>
+  </dgm:styleLbl>
+  <dgm:styleLbl name="fgAccFollowNode1">
+    <dgm:fillClrLst meth="repeat">
+      <a:schemeClr val="dk2">
+        <a:alpha val="90000"/>
+        <a:tint val="40000"/>
+      </a:schemeClr>
+    </dgm:fillClrLst>
+    <dgm:linClrLst meth="repeat">
+      <a:schemeClr val="dk2">
+        <a:alpha val="90000"/>
+        <a:tint val="40000"/>
+      </a:schemeClr>
+    </dgm:linClrLst>
+    <dgm:effectClrLst/>
+    <dgm:txLinClrLst/>
+    <dgm:txFillClrLst meth="repeat">
+      <a:schemeClr val="dk1"/>
+    </dgm:txFillClrLst>
+    <dgm:txEffectClrLst/>
+  </dgm:styleLbl>
+  <dgm:styleLbl name="alignAccFollowNode1">
+    <dgm:fillClrLst meth="repeat">
+      <a:schemeClr val="dk2">
+        <a:alpha val="90000"/>
+        <a:tint val="40000"/>
+      </a:schemeClr>
+    </dgm:fillClrLst>
+    <dgm:linClrLst meth="repeat">
+      <a:schemeClr val="dk2">
+        <a:alpha val="90000"/>
+        <a:tint val="40000"/>
+      </a:schemeClr>
+    </dgm:linClrLst>
+    <dgm:effectClrLst/>
+    <dgm:txLinClrLst/>
+    <dgm:txFillClrLst meth="repeat">
+      <a:schemeClr val="dk1"/>
+    </dgm:txFillClrLst>
+    <dgm:txEffectClrLst/>
+  </dgm:styleLbl>
+  <dgm:styleLbl name="bgAccFollowNode1">
+    <dgm:fillClrLst meth="repeat">
+      <a:schemeClr val="dk2">
+        <a:alpha val="90000"/>
+        <a:tint val="40000"/>
+      </a:schemeClr>
+    </dgm:fillClrLst>
+    <dgm:linClrLst meth="repeat">
+      <a:schemeClr val="dk2">
+        <a:alpha val="90000"/>
+        <a:tint val="40000"/>
+      </a:schemeClr>
+    </dgm:linClrLst>
+    <dgm:effectClrLst/>
+    <dgm:txLinClrLst/>
+    <dgm:txFillClrLst meth="repeat">
+      <a:schemeClr val="dk1"/>
+    </dgm:txFillClrLst>
+    <dgm:txEffectClrLst/>
+  </dgm:styleLbl>
+  <dgm:styleLbl name="fgAcc0">
+    <dgm:fillClrLst meth="repeat">
+      <a:schemeClr val="lt2">
+        <a:alpha val="90000"/>
+      </a:schemeClr>
+    </dgm:fillClrLst>
+    <dgm:linClrLst meth="repeat">
+      <a:schemeClr val="dk2"/>
+    </dgm:linClrLst>
+    <dgm:effectClrLst/>
+    <dgm:txLinClrLst/>
+    <dgm:txFillClrLst meth="repeat">
+      <a:schemeClr val="dk1"/>
+    </dgm:txFillClrLst>
+    <dgm:txEffectClrLst/>
+  </dgm:styleLbl>
+  <dgm:styleLbl name="fgAcc2">
+    <dgm:fillClrLst meth="repeat">
+      <a:schemeClr val="lt2">
+        <a:alpha val="90000"/>
+      </a:schemeClr>
+    </dgm:fillClrLst>
+    <dgm:linClrLst meth="repeat">
+      <a:schemeClr val="dk2"/>
+    </dgm:linClrLst>
+    <dgm:effectClrLst/>
+    <dgm:txLinClrLst/>
+    <dgm:txFillClrLst meth="repeat">
+      <a:schemeClr val="dk1"/>
+    </dgm:txFillClrLst>
+    <dgm:txEffectClrLst/>
+  </dgm:styleLbl>
+  <dgm:styleLbl name="fgAcc3">
+    <dgm:fillClrLst meth="repeat">
+      <a:schemeClr val="lt2">
+        <a:alpha val="90000"/>
+      </a:schemeClr>
+    </dgm:fillClrLst>
+    <dgm:linClrLst meth="repeat">
+      <a:schemeClr val="dk2"/>
+    </dgm:linClrLst>
+    <dgm:effectClrLst/>
+    <dgm:txLinClrLst/>
+    <dgm:txFillClrLst meth="repeat">
+      <a:schemeClr val="dk1"/>
+    </dgm:txFillClrLst>
+    <dgm:txEffectClrLst/>
+  </dgm:styleLbl>
+  <dgm:styleLbl name="fgAcc4">
+    <dgm:fillClrLst meth="repeat">
+      <a:schemeClr val="lt2">
+        <a:alpha val="90000"/>
+      </a:schemeClr>
+    </dgm:fillClrLst>
+    <dgm:linClrLst meth="repeat">
+      <a:schemeClr val="dk2"/>
+    </dgm:linClrLst>
+    <dgm:effectClrLst/>
+    <dgm:txLinClrLst/>
+    <dgm:txFillClrLst meth="repeat">
+      <a:schemeClr val="dk1"/>
+    </dgm:txFillClrLst>
+    <dgm:txEffectClrLst/>
+  </dgm:styleLbl>
+  <dgm:styleLbl name="bgShp">
+    <dgm:fillClrLst meth="repeat">
+      <a:schemeClr val="dk2">
+        <a:tint val="40000"/>
+      </a:schemeClr>
+    </dgm:fillClrLst>
+    <dgm:linClrLst meth="repeat">
+      <a:schemeClr val="dk2"/>
+    </dgm:linClrLst>
+    <dgm:effectClrLst/>
+    <dgm:txLinClrLst/>
+    <dgm:txFillClrLst meth="repeat">
+      <a:schemeClr val="dk1"/>
+    </dgm:txFillClrLst>
+    <dgm:txEffectClrLst/>
+  </dgm:styleLbl>
+  <dgm:styleLbl name="dkBgShp">
+    <dgm:fillClrLst meth="repeat">
+      <a:schemeClr val="dk2">
+        <a:shade val="80000"/>
+      </a:schemeClr>
+    </dgm:fillClrLst>
+    <dgm:linClrLst meth="repeat">
+      <a:schemeClr val="dk2"/>
+    </dgm:linClrLst>
+    <dgm:effectClrLst/>
+    <dgm:txLinClrLst/>
+    <dgm:txFillClrLst meth="repeat">
+      <a:schemeClr val="lt1"/>
+    </dgm:txFillClrLst>
+    <dgm:txEffectClrLst/>
+  </dgm:styleLbl>
+  <dgm:styleLbl name="trBgShp">
+    <dgm:fillClrLst meth="repeat">
+      <a:schemeClr val="dk2">
+        <a:tint val="50000"/>
+        <a:alpha val="40000"/>
+      </a:schemeClr>
+    </dgm:fillClrLst>
+    <dgm:linClrLst meth="repeat">
+      <a:schemeClr val="dk2"/>
+    </dgm:linClrLst>
+    <dgm:effectClrLst/>
+    <dgm:txLinClrLst/>
+    <dgm:txFillClrLst meth="repeat">
+      <a:schemeClr val="lt1"/>
+    </dgm:txFillClrLst>
+    <dgm:txEffectClrLst/>
+  </dgm:styleLbl>
+  <dgm:styleLbl name="fgShp">
+    <dgm:fillClrLst meth="repeat">
+      <a:schemeClr val="dk2">
+        <a:tint val="60000"/>
+      </a:schemeClr>
+    </dgm:fillClrLst>
+    <dgm:linClrLst meth="repeat">
+      <a:schemeClr val="lt2"/>
+    </dgm:linClrLst>
+    <dgm:effectClrLst/>
+    <dgm:txLinClrLst/>
+    <dgm:txFillClrLst meth="repeat">
+      <a:schemeClr val="dk1"/>
+    </dgm:txFillClrLst>
+    <dgm:txEffectClrLst/>
+  </dgm:styleLbl>
+  <dgm:styleLbl name="revTx">
+    <dgm:fillClrLst meth="repeat">
+      <a:schemeClr val="lt2">
+        <a:alpha val="0"/>
+      </a:schemeClr>
+    </dgm:fillClrLst>
+    <dgm:linClrLst meth="repeat">
+      <a:schemeClr val="dk1">
+        <a:alpha val="0"/>
+      </a:schemeClr>
+    </dgm:linClrLst>
+    <dgm:effectClrLst/>
+    <dgm:txLinClrLst/>
+    <dgm:txFillClrLst meth="repeat">
+      <a:schemeClr val="tx1"/>
+    </dgm:txFillClrLst>
+    <dgm:txEffectClrLst/>
+  </dgm:styleLbl>
+</dgm:colorsDef>
+</file>
+
+<file path=word/diagrams/data1.xml><?xml version="1.0" encoding="utf-8"?>
+<dgm:dataModel xmlns:dgm="http://schemas.openxmlformats.org/drawingml/2006/diagram" xmlns:a="http://schemas.openxmlformats.org/drawingml/2006/main">
+  <dgm:ptLst>
+    <dgm:pt modelId="{5E330224-1F77-4E7B-8205-C9A81678FFA4}" type="doc">
+      <dgm:prSet loTypeId="urn:microsoft.com/office/officeart/2005/8/layout/process1" loCatId="process" qsTypeId="urn:microsoft.com/office/officeart/2005/8/quickstyle/simple1" qsCatId="simple" csTypeId="urn:microsoft.com/office/officeart/2005/8/colors/accent0_3" csCatId="mainScheme" phldr="1"/>
+      <dgm:spPr/>
+    </dgm:pt>
+    <dgm:pt modelId="{23534DF7-CB93-459D-AB52-8BCFEEDD8943}">
+      <dgm:prSet phldrT="[Text]"/>
+      <dgm:spPr/>
+      <dgm:t>
+        <a:bodyPr/>
+        <a:lstStyle/>
+        <a:p>
+          <a:r>
+            <a:rPr lang="en-GB"/>
+            <a:t>Plan</a:t>
+          </a:r>
+        </a:p>
+      </dgm:t>
+    </dgm:pt>
+    <dgm:pt modelId="{69C5F76E-2DEB-455D-8052-CA63162E71D8}" type="parTrans" cxnId="{A6E69BA0-B980-4742-86C3-7A4A6330BE7E}">
+      <dgm:prSet/>
+      <dgm:spPr/>
+      <dgm:t>
+        <a:bodyPr/>
+        <a:lstStyle/>
+        <a:p>
+          <a:endParaRPr lang="en-GB"/>
+        </a:p>
+      </dgm:t>
+    </dgm:pt>
+    <dgm:pt modelId="{B6C92414-DC1E-42D8-B63C-325F7D7AD8CE}" type="sibTrans" cxnId="{A6E69BA0-B980-4742-86C3-7A4A6330BE7E}">
+      <dgm:prSet/>
+      <dgm:spPr/>
+      <dgm:t>
+        <a:bodyPr/>
+        <a:lstStyle/>
+        <a:p>
+          <a:endParaRPr lang="en-GB"/>
+        </a:p>
+      </dgm:t>
+    </dgm:pt>
+    <dgm:pt modelId="{E4CE26A4-2C9B-420A-A5E4-C7445C9CE54E}">
+      <dgm:prSet phldrT="[Text]"/>
+      <dgm:spPr/>
+      <dgm:t>
+        <a:bodyPr/>
+        <a:lstStyle/>
+        <a:p>
+          <a:r>
+            <a:rPr lang="en-GB"/>
+            <a:t>Support</a:t>
+          </a:r>
+        </a:p>
+      </dgm:t>
+    </dgm:pt>
+    <dgm:pt modelId="{3D0B14AF-D46A-4B12-9744-86781877AEEB}" type="parTrans" cxnId="{43E6ACFC-C1C8-42AA-B033-4C66C6C4B07A}">
+      <dgm:prSet/>
+      <dgm:spPr/>
+      <dgm:t>
+        <a:bodyPr/>
+        <a:lstStyle/>
+        <a:p>
+          <a:endParaRPr lang="en-GB"/>
+        </a:p>
+      </dgm:t>
+    </dgm:pt>
+    <dgm:pt modelId="{EE106312-771E-4A4B-B785-A5484496C9CC}" type="sibTrans" cxnId="{43E6ACFC-C1C8-42AA-B033-4C66C6C4B07A}">
+      <dgm:prSet/>
+      <dgm:spPr/>
+      <dgm:t>
+        <a:bodyPr/>
+        <a:lstStyle/>
+        <a:p>
+          <a:endParaRPr lang="en-GB"/>
+        </a:p>
+      </dgm:t>
+    </dgm:pt>
+    <dgm:pt modelId="{B07B4D65-1CA5-414F-8D43-56A531E60837}">
+      <dgm:prSet phldrT="[Text]"/>
+      <dgm:spPr/>
+      <dgm:t>
+        <a:bodyPr/>
+        <a:lstStyle/>
+        <a:p>
+          <a:r>
+            <a:rPr lang="en-GB"/>
+            <a:t>Control</a:t>
+          </a:r>
+        </a:p>
+      </dgm:t>
+    </dgm:pt>
+    <dgm:pt modelId="{D78E8C4B-8DC8-439B-89A4-510B1E8D1DD8}" type="parTrans" cxnId="{0586D30C-FEBA-4155-9246-D2370CB5E250}">
+      <dgm:prSet/>
+      <dgm:spPr/>
+      <dgm:t>
+        <a:bodyPr/>
+        <a:lstStyle/>
+        <a:p>
+          <a:endParaRPr lang="en-GB"/>
+        </a:p>
+      </dgm:t>
+    </dgm:pt>
+    <dgm:pt modelId="{60720926-EF91-4604-A9A4-34444F0E92FF}" type="sibTrans" cxnId="{0586D30C-FEBA-4155-9246-D2370CB5E250}">
+      <dgm:prSet/>
+      <dgm:spPr/>
+      <dgm:t>
+        <a:bodyPr/>
+        <a:lstStyle/>
+        <a:p>
+          <a:endParaRPr lang="en-GB"/>
+        </a:p>
+      </dgm:t>
+    </dgm:pt>
+    <dgm:pt modelId="{EC784846-B628-4FFB-860D-2961826AAA6A}">
+      <dgm:prSet/>
+      <dgm:spPr/>
+      <dgm:t>
+        <a:bodyPr/>
+        <a:lstStyle/>
+        <a:p>
+          <a:r>
+            <a:rPr lang="en-GB"/>
+            <a:t>Assure</a:t>
+          </a:r>
+        </a:p>
+      </dgm:t>
+    </dgm:pt>
+    <dgm:pt modelId="{AE6B2758-3506-4DC9-B282-D57C6641E454}" type="parTrans" cxnId="{85BE9223-DD3A-405A-A1B7-A8EDEBC23520}">
+      <dgm:prSet/>
+      <dgm:spPr/>
+      <dgm:t>
+        <a:bodyPr/>
+        <a:lstStyle/>
+        <a:p>
+          <a:endParaRPr lang="en-GB"/>
+        </a:p>
+      </dgm:t>
+    </dgm:pt>
+    <dgm:pt modelId="{1E2D0C0B-7784-4B9E-BA97-054C466C04E3}" type="sibTrans" cxnId="{85BE9223-DD3A-405A-A1B7-A8EDEBC23520}">
+      <dgm:prSet/>
+      <dgm:spPr/>
+      <dgm:t>
+        <a:bodyPr/>
+        <a:lstStyle/>
+        <a:p>
+          <a:endParaRPr lang="en-GB"/>
+        </a:p>
+      </dgm:t>
+    </dgm:pt>
+    <dgm:pt modelId="{2EA7F0FB-1A4F-43C0-92B5-7D0A1F080FA8}" type="pres">
+      <dgm:prSet presAssocID="{5E330224-1F77-4E7B-8205-C9A81678FFA4}" presName="Name0" presStyleCnt="0">
+        <dgm:presLayoutVars>
+          <dgm:dir/>
+          <dgm:resizeHandles val="exact"/>
+        </dgm:presLayoutVars>
+      </dgm:prSet>
+      <dgm:spPr/>
+    </dgm:pt>
+    <dgm:pt modelId="{97F0E3BE-BC44-43D5-9CD1-9F2F286DDB4E}" type="pres">
+      <dgm:prSet presAssocID="{23534DF7-CB93-459D-AB52-8BCFEEDD8943}" presName="node" presStyleLbl="node1" presStyleIdx="0" presStyleCnt="4">
+        <dgm:presLayoutVars>
+          <dgm:bulletEnabled val="1"/>
+        </dgm:presLayoutVars>
+      </dgm:prSet>
+      <dgm:spPr/>
+    </dgm:pt>
+    <dgm:pt modelId="{E0130CF1-B1D5-4F62-8509-2BB14E39FF3C}" type="pres">
+      <dgm:prSet presAssocID="{B6C92414-DC1E-42D8-B63C-325F7D7AD8CE}" presName="sibTrans" presStyleLbl="sibTrans2D1" presStyleIdx="0" presStyleCnt="3"/>
+      <dgm:spPr/>
+    </dgm:pt>
+    <dgm:pt modelId="{FA5841EA-068A-4E09-BC4D-CDA540F22B73}" type="pres">
+      <dgm:prSet presAssocID="{B6C92414-DC1E-42D8-B63C-325F7D7AD8CE}" presName="connectorText" presStyleLbl="sibTrans2D1" presStyleIdx="0" presStyleCnt="3"/>
+      <dgm:spPr/>
+    </dgm:pt>
+    <dgm:pt modelId="{A4BEA029-6C00-416C-B8FE-57B86000E9D0}" type="pres">
+      <dgm:prSet presAssocID="{E4CE26A4-2C9B-420A-A5E4-C7445C9CE54E}" presName="node" presStyleLbl="node1" presStyleIdx="1" presStyleCnt="4">
+        <dgm:presLayoutVars>
+          <dgm:bulletEnabled val="1"/>
+        </dgm:presLayoutVars>
+      </dgm:prSet>
+      <dgm:spPr/>
+    </dgm:pt>
+    <dgm:pt modelId="{E1961969-B8B9-44E9-8432-78CAE1430613}" type="pres">
+      <dgm:prSet presAssocID="{EE106312-771E-4A4B-B785-A5484496C9CC}" presName="sibTrans" presStyleLbl="sibTrans2D1" presStyleIdx="1" presStyleCnt="3"/>
+      <dgm:spPr/>
+    </dgm:pt>
+    <dgm:pt modelId="{B9BED142-F5D7-4A25-95DB-57F728393076}" type="pres">
+      <dgm:prSet presAssocID="{EE106312-771E-4A4B-B785-A5484496C9CC}" presName="connectorText" presStyleLbl="sibTrans2D1" presStyleIdx="1" presStyleCnt="3"/>
+      <dgm:spPr/>
+    </dgm:pt>
+    <dgm:pt modelId="{E4594539-C4DE-4452-BB5B-7141324EAA75}" type="pres">
+      <dgm:prSet presAssocID="{B07B4D65-1CA5-414F-8D43-56A531E60837}" presName="node" presStyleLbl="node1" presStyleIdx="2" presStyleCnt="4">
+        <dgm:presLayoutVars>
+          <dgm:bulletEnabled val="1"/>
+        </dgm:presLayoutVars>
+      </dgm:prSet>
+      <dgm:spPr/>
+    </dgm:pt>
+    <dgm:pt modelId="{7DC6F718-54AF-455E-BECD-3680DFC6CA32}" type="pres">
+      <dgm:prSet presAssocID="{60720926-EF91-4604-A9A4-34444F0E92FF}" presName="sibTrans" presStyleLbl="sibTrans2D1" presStyleIdx="2" presStyleCnt="3"/>
+      <dgm:spPr/>
+    </dgm:pt>
+    <dgm:pt modelId="{118157A9-E771-4811-A35C-2C112E0C467F}" type="pres">
+      <dgm:prSet presAssocID="{60720926-EF91-4604-A9A4-34444F0E92FF}" presName="connectorText" presStyleLbl="sibTrans2D1" presStyleIdx="2" presStyleCnt="3"/>
+      <dgm:spPr/>
+    </dgm:pt>
+    <dgm:pt modelId="{23319272-A127-4DFC-AFED-14FDD3F37CFA}" type="pres">
+      <dgm:prSet presAssocID="{EC784846-B628-4FFB-860D-2961826AAA6A}" presName="node" presStyleLbl="node1" presStyleIdx="3" presStyleCnt="4">
+        <dgm:presLayoutVars>
+          <dgm:bulletEnabled val="1"/>
+        </dgm:presLayoutVars>
+      </dgm:prSet>
+      <dgm:spPr/>
+    </dgm:pt>
+  </dgm:ptLst>
+  <dgm:cxnLst>
+    <dgm:cxn modelId="{0586D30C-FEBA-4155-9246-D2370CB5E250}" srcId="{5E330224-1F77-4E7B-8205-C9A81678FFA4}" destId="{B07B4D65-1CA5-414F-8D43-56A531E60837}" srcOrd="2" destOrd="0" parTransId="{D78E8C4B-8DC8-439B-89A4-510B1E8D1DD8}" sibTransId="{60720926-EF91-4604-A9A4-34444F0E92FF}"/>
+    <dgm:cxn modelId="{85BE9223-DD3A-405A-A1B7-A8EDEBC23520}" srcId="{5E330224-1F77-4E7B-8205-C9A81678FFA4}" destId="{EC784846-B628-4FFB-860D-2961826AAA6A}" srcOrd="3" destOrd="0" parTransId="{AE6B2758-3506-4DC9-B282-D57C6641E454}" sibTransId="{1E2D0C0B-7784-4B9E-BA97-054C466C04E3}"/>
+    <dgm:cxn modelId="{8F008B41-E874-4850-BF3E-C604BEA87DBE}" type="presOf" srcId="{23534DF7-CB93-459D-AB52-8BCFEEDD8943}" destId="{97F0E3BE-BC44-43D5-9CD1-9F2F286DDB4E}" srcOrd="0" destOrd="0" presId="urn:microsoft.com/office/officeart/2005/8/layout/process1"/>
+    <dgm:cxn modelId="{038AC555-49DA-4416-B23B-5290A863CD94}" type="presOf" srcId="{B6C92414-DC1E-42D8-B63C-325F7D7AD8CE}" destId="{E0130CF1-B1D5-4F62-8509-2BB14E39FF3C}" srcOrd="0" destOrd="0" presId="urn:microsoft.com/office/officeart/2005/8/layout/process1"/>
+    <dgm:cxn modelId="{CCB0CE76-9CA7-41D5-AFEE-24EAC87881B2}" type="presOf" srcId="{EC784846-B628-4FFB-860D-2961826AAA6A}" destId="{23319272-A127-4DFC-AFED-14FDD3F37CFA}" srcOrd="0" destOrd="0" presId="urn:microsoft.com/office/officeart/2005/8/layout/process1"/>
+    <dgm:cxn modelId="{13ACB159-2499-4446-9018-CF534DE27334}" type="presOf" srcId="{B07B4D65-1CA5-414F-8D43-56A531E60837}" destId="{E4594539-C4DE-4452-BB5B-7141324EAA75}" srcOrd="0" destOrd="0" presId="urn:microsoft.com/office/officeart/2005/8/layout/process1"/>
+    <dgm:cxn modelId="{42693F9D-9748-47D7-BAC1-C50871BA5B0C}" type="presOf" srcId="{EE106312-771E-4A4B-B785-A5484496C9CC}" destId="{E1961969-B8B9-44E9-8432-78CAE1430613}" srcOrd="0" destOrd="0" presId="urn:microsoft.com/office/officeart/2005/8/layout/process1"/>
+    <dgm:cxn modelId="{A6E69BA0-B980-4742-86C3-7A4A6330BE7E}" srcId="{5E330224-1F77-4E7B-8205-C9A81678FFA4}" destId="{23534DF7-CB93-459D-AB52-8BCFEEDD8943}" srcOrd="0" destOrd="0" parTransId="{69C5F76E-2DEB-455D-8052-CA63162E71D8}" sibTransId="{B6C92414-DC1E-42D8-B63C-325F7D7AD8CE}"/>
+    <dgm:cxn modelId="{3BFC9EC6-CC09-4F05-8918-62D26787EAA1}" type="presOf" srcId="{60720926-EF91-4604-A9A4-34444F0E92FF}" destId="{7DC6F718-54AF-455E-BECD-3680DFC6CA32}" srcOrd="0" destOrd="0" presId="urn:microsoft.com/office/officeart/2005/8/layout/process1"/>
+    <dgm:cxn modelId="{171C89D0-037C-4A68-8927-D2B41EA71167}" type="presOf" srcId="{E4CE26A4-2C9B-420A-A5E4-C7445C9CE54E}" destId="{A4BEA029-6C00-416C-B8FE-57B86000E9D0}" srcOrd="0" destOrd="0" presId="urn:microsoft.com/office/officeart/2005/8/layout/process1"/>
+    <dgm:cxn modelId="{04A6E0D3-D727-4851-85FF-004005E0C816}" type="presOf" srcId="{60720926-EF91-4604-A9A4-34444F0E92FF}" destId="{118157A9-E771-4811-A35C-2C112E0C467F}" srcOrd="1" destOrd="0" presId="urn:microsoft.com/office/officeart/2005/8/layout/process1"/>
+    <dgm:cxn modelId="{CD4139E2-8C73-457D-9F8E-3865DD433D9D}" type="presOf" srcId="{B6C92414-DC1E-42D8-B63C-325F7D7AD8CE}" destId="{FA5841EA-068A-4E09-BC4D-CDA540F22B73}" srcOrd="1" destOrd="0" presId="urn:microsoft.com/office/officeart/2005/8/layout/process1"/>
+    <dgm:cxn modelId="{C25EB0E7-CCAE-41CD-A658-96481691AA26}" type="presOf" srcId="{EE106312-771E-4A4B-B785-A5484496C9CC}" destId="{B9BED142-F5D7-4A25-95DB-57F728393076}" srcOrd="1" destOrd="0" presId="urn:microsoft.com/office/officeart/2005/8/layout/process1"/>
+    <dgm:cxn modelId="{43E6ACFC-C1C8-42AA-B033-4C66C6C4B07A}" srcId="{5E330224-1F77-4E7B-8205-C9A81678FFA4}" destId="{E4CE26A4-2C9B-420A-A5E4-C7445C9CE54E}" srcOrd="1" destOrd="0" parTransId="{3D0B14AF-D46A-4B12-9744-86781877AEEB}" sibTransId="{EE106312-771E-4A4B-B785-A5484496C9CC}"/>
+    <dgm:cxn modelId="{C599D6FC-860E-4544-9045-CDAF05998D55}" type="presOf" srcId="{5E330224-1F77-4E7B-8205-C9A81678FFA4}" destId="{2EA7F0FB-1A4F-43C0-92B5-7D0A1F080FA8}" srcOrd="0" destOrd="0" presId="urn:microsoft.com/office/officeart/2005/8/layout/process1"/>
+    <dgm:cxn modelId="{7B63DC93-F2D4-4D44-97D1-449A52101A7F}" type="presParOf" srcId="{2EA7F0FB-1A4F-43C0-92B5-7D0A1F080FA8}" destId="{97F0E3BE-BC44-43D5-9CD1-9F2F286DDB4E}" srcOrd="0" destOrd="0" presId="urn:microsoft.com/office/officeart/2005/8/layout/process1"/>
+    <dgm:cxn modelId="{29CC59C3-DEAB-4E32-B30D-627DA05B29FD}" type="presParOf" srcId="{2EA7F0FB-1A4F-43C0-92B5-7D0A1F080FA8}" destId="{E0130CF1-B1D5-4F62-8509-2BB14E39FF3C}" srcOrd="1" destOrd="0" presId="urn:microsoft.com/office/officeart/2005/8/layout/process1"/>
+    <dgm:cxn modelId="{E95F90BD-8A2B-4970-B99F-B5AE81C44414}" type="presParOf" srcId="{E0130CF1-B1D5-4F62-8509-2BB14E39FF3C}" destId="{FA5841EA-068A-4E09-BC4D-CDA540F22B73}" srcOrd="0" destOrd="0" presId="urn:microsoft.com/office/officeart/2005/8/layout/process1"/>
+    <dgm:cxn modelId="{B3D44788-67D6-4E9E-852D-570AEEB0B726}" type="presParOf" srcId="{2EA7F0FB-1A4F-43C0-92B5-7D0A1F080FA8}" destId="{A4BEA029-6C00-416C-B8FE-57B86000E9D0}" srcOrd="2" destOrd="0" presId="urn:microsoft.com/office/officeart/2005/8/layout/process1"/>
+    <dgm:cxn modelId="{42F98791-22D5-42F1-9185-234F9682E90A}" type="presParOf" srcId="{2EA7F0FB-1A4F-43C0-92B5-7D0A1F080FA8}" destId="{E1961969-B8B9-44E9-8432-78CAE1430613}" srcOrd="3" destOrd="0" presId="urn:microsoft.com/office/officeart/2005/8/layout/process1"/>
+    <dgm:cxn modelId="{EF9C87B8-6043-4EF9-9A8B-D5C87E79E095}" type="presParOf" srcId="{E1961969-B8B9-44E9-8432-78CAE1430613}" destId="{B9BED142-F5D7-4A25-95DB-57F728393076}" srcOrd="0" destOrd="0" presId="urn:microsoft.com/office/officeart/2005/8/layout/process1"/>
+    <dgm:cxn modelId="{73F978A1-AC93-4AF1-8328-72776DEFBF6D}" type="presParOf" srcId="{2EA7F0FB-1A4F-43C0-92B5-7D0A1F080FA8}" destId="{E4594539-C4DE-4452-BB5B-7141324EAA75}" srcOrd="4" destOrd="0" presId="urn:microsoft.com/office/officeart/2005/8/layout/process1"/>
+    <dgm:cxn modelId="{E258A29C-FE9A-464C-B342-FE02F600B42A}" type="presParOf" srcId="{2EA7F0FB-1A4F-43C0-92B5-7D0A1F080FA8}" destId="{7DC6F718-54AF-455E-BECD-3680DFC6CA32}" srcOrd="5" destOrd="0" presId="urn:microsoft.com/office/officeart/2005/8/layout/process1"/>
+    <dgm:cxn modelId="{82B73F56-A941-4CA8-B64F-81462EDD0967}" type="presParOf" srcId="{7DC6F718-54AF-455E-BECD-3680DFC6CA32}" destId="{118157A9-E771-4811-A35C-2C112E0C467F}" srcOrd="0" destOrd="0" presId="urn:microsoft.com/office/officeart/2005/8/layout/process1"/>
+    <dgm:cxn modelId="{781D5182-BB7F-4B68-9B38-F8681EA900FF}" type="presParOf" srcId="{2EA7F0FB-1A4F-43C0-92B5-7D0A1F080FA8}" destId="{23319272-A127-4DFC-AFED-14FDD3F37CFA}" srcOrd="6" destOrd="0" presId="urn:microsoft.com/office/officeart/2005/8/layout/process1"/>
+  </dgm:cxnLst>
+  <dgm:bg/>
+  <dgm:whole/>
+  <dgm:extLst>
+    <a:ext uri="http://schemas.microsoft.com/office/drawing/2008/diagram">
+      <dsp:dataModelExt xmlns:dsp="http://schemas.microsoft.com/office/drawing/2008/diagram" relId="rId11" minVer="http://schemas.openxmlformats.org/drawingml/2006/diagram"/>
+    </a:ext>
+  </dgm:extLst>
+</dgm:dataModel>
+</file>
+
+<file path=word/diagrams/drawing1.xml><?xml version="1.0" encoding="utf-8"?>
+<dsp:drawing xmlns:dgm="http://schemas.openxmlformats.org/drawingml/2006/diagram" xmlns:dsp="http://schemas.microsoft.com/office/drawing/2008/diagram" xmlns:a="http://schemas.openxmlformats.org/drawingml/2006/main">
+  <dsp:spTree>
+    <dsp:nvGrpSpPr>
+      <dsp:cNvPr id="0" name=""/>
+      <dsp:cNvGrpSpPr/>
+    </dsp:nvGrpSpPr>
+    <dsp:grpSpPr/>
+    <dsp:sp modelId="{97F0E3BE-BC44-43D5-9CD1-9F2F286DDB4E}">
+      <dsp:nvSpPr>
+        <dsp:cNvPr id="0" name=""/>
+        <dsp:cNvSpPr/>
+      </dsp:nvSpPr>
+      <dsp:spPr>
+        <a:xfrm>
+          <a:off x="2411" y="40942"/>
+          <a:ext cx="1054149" cy="632489"/>
+        </a:xfrm>
+        <a:prstGeom prst="roundRect">
+          <a:avLst>
+            <a:gd name="adj" fmla="val 10000"/>
+          </a:avLst>
+        </a:prstGeom>
+        <a:solidFill>
+          <a:schemeClr val="dk2">
+            <a:hueOff val="0"/>
+            <a:satOff val="0"/>
+            <a:lumOff val="0"/>
+            <a:alphaOff val="0"/>
+          </a:schemeClr>
+        </a:solidFill>
+        <a:ln w="12700" cap="flat" cmpd="sng" algn="ctr">
+          <a:solidFill>
+            <a:schemeClr val="lt2">
+              <a:hueOff val="0"/>
+              <a:satOff val="0"/>
+              <a:lumOff val="0"/>
+              <a:alphaOff val="0"/>
+            </a:schemeClr>
+          </a:solidFill>
+          <a:prstDash val="solid"/>
+          <a:miter lim="800000"/>
+        </a:ln>
+        <a:effectLst/>
+      </dsp:spPr>
+      <dsp:style>
+        <a:lnRef idx="2">
+          <a:scrgbClr r="0" g="0" b="0"/>
+        </a:lnRef>
+        <a:fillRef idx="1">
+          <a:scrgbClr r="0" g="0" b="0"/>
+        </a:fillRef>
+        <a:effectRef idx="0">
+          <a:scrgbClr r="0" g="0" b="0"/>
+        </a:effectRef>
+        <a:fontRef idx="minor">
+          <a:schemeClr val="lt1"/>
+        </a:fontRef>
+      </dsp:style>
+      <dsp:txBody>
+        <a:bodyPr spcFirstLastPara="0" vert="horz" wrap="square" lIns="72390" tIns="72390" rIns="72390" bIns="72390" numCol="1" spcCol="1270" anchor="ctr" anchorCtr="0">
+          <a:noAutofit/>
+        </a:bodyPr>
+        <a:lstStyle/>
+        <a:p>
+          <a:pPr marL="0" lvl="0" indent="0" algn="ctr" defTabSz="844550">
+            <a:lnSpc>
+              <a:spcPct val="90000"/>
+            </a:lnSpc>
+            <a:spcBef>
+              <a:spcPct val="0"/>
+            </a:spcBef>
+            <a:spcAft>
+              <a:spcPct val="35000"/>
+            </a:spcAft>
+            <a:buNone/>
+          </a:pPr>
+          <a:r>
+            <a:rPr lang="en-GB" sz="1900" kern="1200"/>
+            <a:t>Plan</a:t>
+          </a:r>
+        </a:p>
+      </dsp:txBody>
+      <dsp:txXfrm>
+        <a:off x="20936" y="59467"/>
+        <a:ext cx="1017099" cy="595439"/>
+      </dsp:txXfrm>
+    </dsp:sp>
+    <dsp:sp modelId="{E0130CF1-B1D5-4F62-8509-2BB14E39FF3C}">
+      <dsp:nvSpPr>
+        <dsp:cNvPr id="0" name=""/>
+        <dsp:cNvSpPr/>
+      </dsp:nvSpPr>
+      <dsp:spPr>
+        <a:xfrm>
+          <a:off x="1161975" y="226472"/>
+          <a:ext cx="223479" cy="261429"/>
+        </a:xfrm>
+        <a:prstGeom prst="rightArrow">
+          <a:avLst>
+            <a:gd name="adj1" fmla="val 60000"/>
+            <a:gd name="adj2" fmla="val 50000"/>
+          </a:avLst>
+        </a:prstGeom>
+        <a:solidFill>
+          <a:schemeClr val="dk2">
+            <a:tint val="60000"/>
+            <a:hueOff val="0"/>
+            <a:satOff val="0"/>
+            <a:lumOff val="0"/>
+            <a:alphaOff val="0"/>
+          </a:schemeClr>
+        </a:solidFill>
+        <a:ln>
+          <a:noFill/>
+        </a:ln>
+        <a:effectLst/>
+      </dsp:spPr>
+      <dsp:style>
+        <a:lnRef idx="0">
+          <a:scrgbClr r="0" g="0" b="0"/>
+        </a:lnRef>
+        <a:fillRef idx="1">
+          <a:scrgbClr r="0" g="0" b="0"/>
+        </a:fillRef>
+        <a:effectRef idx="0">
+          <a:scrgbClr r="0" g="0" b="0"/>
+        </a:effectRef>
+        <a:fontRef idx="minor">
+          <a:schemeClr val="lt1"/>
+        </a:fontRef>
+      </dsp:style>
+      <dsp:txBody>
+        <a:bodyPr spcFirstLastPara="0" vert="horz" wrap="square" lIns="0" tIns="0" rIns="0" bIns="0" numCol="1" spcCol="1270" anchor="ctr" anchorCtr="0">
+          <a:noAutofit/>
+        </a:bodyPr>
+        <a:lstStyle/>
+        <a:p>
+          <a:pPr marL="0" lvl="0" indent="0" algn="ctr" defTabSz="488950">
+            <a:lnSpc>
+              <a:spcPct val="90000"/>
+            </a:lnSpc>
+            <a:spcBef>
+              <a:spcPct val="0"/>
+            </a:spcBef>
+            <a:spcAft>
+              <a:spcPct val="35000"/>
+            </a:spcAft>
+            <a:buNone/>
+          </a:pPr>
+          <a:endParaRPr lang="en-GB" sz="1100" kern="1200"/>
+        </a:p>
+      </dsp:txBody>
+      <dsp:txXfrm>
+        <a:off x="1161975" y="278758"/>
+        <a:ext cx="156435" cy="156857"/>
+      </dsp:txXfrm>
+    </dsp:sp>
+    <dsp:sp modelId="{A4BEA029-6C00-416C-B8FE-57B86000E9D0}">
+      <dsp:nvSpPr>
+        <dsp:cNvPr id="0" name=""/>
+        <dsp:cNvSpPr/>
+      </dsp:nvSpPr>
+      <dsp:spPr>
+        <a:xfrm>
+          <a:off x="1478220" y="40942"/>
+          <a:ext cx="1054149" cy="632489"/>
+        </a:xfrm>
+        <a:prstGeom prst="roundRect">
+          <a:avLst>
+            <a:gd name="adj" fmla="val 10000"/>
+          </a:avLst>
+        </a:prstGeom>
+        <a:solidFill>
+          <a:schemeClr val="dk2">
+            <a:hueOff val="0"/>
+            <a:satOff val="0"/>
+            <a:lumOff val="0"/>
+            <a:alphaOff val="0"/>
+          </a:schemeClr>
+        </a:solidFill>
+        <a:ln w="12700" cap="flat" cmpd="sng" algn="ctr">
+          <a:solidFill>
+            <a:schemeClr val="lt2">
+              <a:hueOff val="0"/>
+              <a:satOff val="0"/>
+              <a:lumOff val="0"/>
+              <a:alphaOff val="0"/>
+            </a:schemeClr>
+          </a:solidFill>
+          <a:prstDash val="solid"/>
+          <a:miter lim="800000"/>
+        </a:ln>
+        <a:effectLst/>
+      </dsp:spPr>
+      <dsp:style>
+        <a:lnRef idx="2">
+          <a:scrgbClr r="0" g="0" b="0"/>
+        </a:lnRef>
+        <a:fillRef idx="1">
+          <a:scrgbClr r="0" g="0" b="0"/>
+        </a:fillRef>
+        <a:effectRef idx="0">
+          <a:scrgbClr r="0" g="0" b="0"/>
+        </a:effectRef>
+        <a:fontRef idx="minor">
+          <a:schemeClr val="lt1"/>
+        </a:fontRef>
+      </dsp:style>
+      <dsp:txBody>
+        <a:bodyPr spcFirstLastPara="0" vert="horz" wrap="square" lIns="72390" tIns="72390" rIns="72390" bIns="72390" numCol="1" spcCol="1270" anchor="ctr" anchorCtr="0">
+          <a:noAutofit/>
+        </a:bodyPr>
+        <a:lstStyle/>
+        <a:p>
+          <a:pPr marL="0" lvl="0" indent="0" algn="ctr" defTabSz="844550">
+            <a:lnSpc>
+              <a:spcPct val="90000"/>
+            </a:lnSpc>
+            <a:spcBef>
+              <a:spcPct val="0"/>
+            </a:spcBef>
+            <a:spcAft>
+              <a:spcPct val="35000"/>
+            </a:spcAft>
+            <a:buNone/>
+          </a:pPr>
+          <a:r>
+            <a:rPr lang="en-GB" sz="1900" kern="1200"/>
+            <a:t>Support</a:t>
+          </a:r>
+        </a:p>
+      </dsp:txBody>
+      <dsp:txXfrm>
+        <a:off x="1496745" y="59467"/>
+        <a:ext cx="1017099" cy="595439"/>
+      </dsp:txXfrm>
+    </dsp:sp>
+    <dsp:sp modelId="{E1961969-B8B9-44E9-8432-78CAE1430613}">
+      <dsp:nvSpPr>
+        <dsp:cNvPr id="0" name=""/>
+        <dsp:cNvSpPr/>
+      </dsp:nvSpPr>
+      <dsp:spPr>
+        <a:xfrm>
+          <a:off x="2637785" y="226472"/>
+          <a:ext cx="223479" cy="261429"/>
+        </a:xfrm>
+        <a:prstGeom prst="rightArrow">
+          <a:avLst>
+            <a:gd name="adj1" fmla="val 60000"/>
+            <a:gd name="adj2" fmla="val 50000"/>
+          </a:avLst>
+        </a:prstGeom>
+        <a:solidFill>
+          <a:schemeClr val="dk2">
+            <a:tint val="60000"/>
+            <a:hueOff val="0"/>
+            <a:satOff val="0"/>
+            <a:lumOff val="0"/>
+            <a:alphaOff val="0"/>
+          </a:schemeClr>
+        </a:solidFill>
+        <a:ln>
+          <a:noFill/>
+        </a:ln>
+        <a:effectLst/>
+      </dsp:spPr>
+      <dsp:style>
+        <a:lnRef idx="0">
+          <a:scrgbClr r="0" g="0" b="0"/>
+        </a:lnRef>
+        <a:fillRef idx="1">
+          <a:scrgbClr r="0" g="0" b="0"/>
+        </a:fillRef>
+        <a:effectRef idx="0">
+          <a:scrgbClr r="0" g="0" b="0"/>
+        </a:effectRef>
+        <a:fontRef idx="minor">
+          <a:schemeClr val="lt1"/>
+        </a:fontRef>
+      </dsp:style>
+      <dsp:txBody>
+        <a:bodyPr spcFirstLastPara="0" vert="horz" wrap="square" lIns="0" tIns="0" rIns="0" bIns="0" numCol="1" spcCol="1270" anchor="ctr" anchorCtr="0">
+          <a:noAutofit/>
+        </a:bodyPr>
+        <a:lstStyle/>
+        <a:p>
+          <a:pPr marL="0" lvl="0" indent="0" algn="ctr" defTabSz="488950">
+            <a:lnSpc>
+              <a:spcPct val="90000"/>
+            </a:lnSpc>
+            <a:spcBef>
+              <a:spcPct val="0"/>
+            </a:spcBef>
+            <a:spcAft>
+              <a:spcPct val="35000"/>
+            </a:spcAft>
+            <a:buNone/>
+          </a:pPr>
+          <a:endParaRPr lang="en-GB" sz="1100" kern="1200"/>
+        </a:p>
+      </dsp:txBody>
+      <dsp:txXfrm>
+        <a:off x="2637785" y="278758"/>
+        <a:ext cx="156435" cy="156857"/>
+      </dsp:txXfrm>
+    </dsp:sp>
+    <dsp:sp modelId="{E4594539-C4DE-4452-BB5B-7141324EAA75}">
+      <dsp:nvSpPr>
+        <dsp:cNvPr id="0" name=""/>
+        <dsp:cNvSpPr/>
+      </dsp:nvSpPr>
+      <dsp:spPr>
+        <a:xfrm>
+          <a:off x="2954029" y="40942"/>
+          <a:ext cx="1054149" cy="632489"/>
+        </a:xfrm>
+        <a:prstGeom prst="roundRect">
+          <a:avLst>
+            <a:gd name="adj" fmla="val 10000"/>
+          </a:avLst>
+        </a:prstGeom>
+        <a:solidFill>
+          <a:schemeClr val="dk2">
+            <a:hueOff val="0"/>
+            <a:satOff val="0"/>
+            <a:lumOff val="0"/>
+            <a:alphaOff val="0"/>
+          </a:schemeClr>
+        </a:solidFill>
+        <a:ln w="12700" cap="flat" cmpd="sng" algn="ctr">
+          <a:solidFill>
+            <a:schemeClr val="lt2">
+              <a:hueOff val="0"/>
+              <a:satOff val="0"/>
+              <a:lumOff val="0"/>
+              <a:alphaOff val="0"/>
+            </a:schemeClr>
+          </a:solidFill>
+          <a:prstDash val="solid"/>
+          <a:miter lim="800000"/>
+        </a:ln>
+        <a:effectLst/>
+      </dsp:spPr>
+      <dsp:style>
+        <a:lnRef idx="2">
+          <a:scrgbClr r="0" g="0" b="0"/>
+        </a:lnRef>
+        <a:fillRef idx="1">
+          <a:scrgbClr r="0" g="0" b="0"/>
+        </a:fillRef>
+        <a:effectRef idx="0">
+          <a:scrgbClr r="0" g="0" b="0"/>
+        </a:effectRef>
+        <a:fontRef idx="minor">
+          <a:schemeClr val="lt1"/>
+        </a:fontRef>
+      </dsp:style>
+      <dsp:txBody>
+        <a:bodyPr spcFirstLastPara="0" vert="horz" wrap="square" lIns="72390" tIns="72390" rIns="72390" bIns="72390" numCol="1" spcCol="1270" anchor="ctr" anchorCtr="0">
+          <a:noAutofit/>
+        </a:bodyPr>
+        <a:lstStyle/>
+        <a:p>
+          <a:pPr marL="0" lvl="0" indent="0" algn="ctr" defTabSz="844550">
+            <a:lnSpc>
+              <a:spcPct val="90000"/>
+            </a:lnSpc>
+            <a:spcBef>
+              <a:spcPct val="0"/>
+            </a:spcBef>
+            <a:spcAft>
+              <a:spcPct val="35000"/>
+            </a:spcAft>
+            <a:buNone/>
+          </a:pPr>
+          <a:r>
+            <a:rPr lang="en-GB" sz="1900" kern="1200"/>
+            <a:t>Control</a:t>
+          </a:r>
+        </a:p>
+      </dsp:txBody>
+      <dsp:txXfrm>
+        <a:off x="2972554" y="59467"/>
+        <a:ext cx="1017099" cy="595439"/>
+      </dsp:txXfrm>
+    </dsp:sp>
+    <dsp:sp modelId="{7DC6F718-54AF-455E-BECD-3680DFC6CA32}">
+      <dsp:nvSpPr>
+        <dsp:cNvPr id="0" name=""/>
+        <dsp:cNvSpPr/>
+      </dsp:nvSpPr>
+      <dsp:spPr>
+        <a:xfrm>
+          <a:off x="4113594" y="226472"/>
+          <a:ext cx="223479" cy="261429"/>
+        </a:xfrm>
+        <a:prstGeom prst="rightArrow">
+          <a:avLst>
+            <a:gd name="adj1" fmla="val 60000"/>
+            <a:gd name="adj2" fmla="val 50000"/>
+          </a:avLst>
+        </a:prstGeom>
+        <a:solidFill>
+          <a:schemeClr val="dk2">
+            <a:tint val="60000"/>
+            <a:hueOff val="0"/>
+            <a:satOff val="0"/>
+            <a:lumOff val="0"/>
+            <a:alphaOff val="0"/>
+          </a:schemeClr>
+        </a:solidFill>
+        <a:ln>
+          <a:noFill/>
+        </a:ln>
+        <a:effectLst/>
+      </dsp:spPr>
+      <dsp:style>
+        <a:lnRef idx="0">
+          <a:scrgbClr r="0" g="0" b="0"/>
+        </a:lnRef>
+        <a:fillRef idx="1">
+          <a:scrgbClr r="0" g="0" b="0"/>
+        </a:fillRef>
+        <a:effectRef idx="0">
+          <a:scrgbClr r="0" g="0" b="0"/>
+        </a:effectRef>
+        <a:fontRef idx="minor">
+          <a:schemeClr val="lt1"/>
+        </a:fontRef>
+      </dsp:style>
+      <dsp:txBody>
+        <a:bodyPr spcFirstLastPara="0" vert="horz" wrap="square" lIns="0" tIns="0" rIns="0" bIns="0" numCol="1" spcCol="1270" anchor="ctr" anchorCtr="0">
+          <a:noAutofit/>
+        </a:bodyPr>
+        <a:lstStyle/>
+        <a:p>
+          <a:pPr marL="0" lvl="0" indent="0" algn="ctr" defTabSz="488950">
+            <a:lnSpc>
+              <a:spcPct val="90000"/>
+            </a:lnSpc>
+            <a:spcBef>
+              <a:spcPct val="0"/>
+            </a:spcBef>
+            <a:spcAft>
+              <a:spcPct val="35000"/>
+            </a:spcAft>
+            <a:buNone/>
+          </a:pPr>
+          <a:endParaRPr lang="en-GB" sz="1100" kern="1200"/>
+        </a:p>
+      </dsp:txBody>
+      <dsp:txXfrm>
+        <a:off x="4113594" y="278758"/>
+        <a:ext cx="156435" cy="156857"/>
+      </dsp:txXfrm>
+    </dsp:sp>
+    <dsp:sp modelId="{23319272-A127-4DFC-AFED-14FDD3F37CFA}">
+      <dsp:nvSpPr>
+        <dsp:cNvPr id="0" name=""/>
+        <dsp:cNvSpPr/>
+      </dsp:nvSpPr>
+      <dsp:spPr>
+        <a:xfrm>
+          <a:off x="4429839" y="40942"/>
+          <a:ext cx="1054149" cy="632489"/>
+        </a:xfrm>
+        <a:prstGeom prst="roundRect">
+          <a:avLst>
+            <a:gd name="adj" fmla="val 10000"/>
+          </a:avLst>
+        </a:prstGeom>
+        <a:solidFill>
+          <a:schemeClr val="dk2">
+            <a:hueOff val="0"/>
+            <a:satOff val="0"/>
+            <a:lumOff val="0"/>
+            <a:alphaOff val="0"/>
+          </a:schemeClr>
+        </a:solidFill>
+        <a:ln w="12700" cap="flat" cmpd="sng" algn="ctr">
+          <a:solidFill>
+            <a:schemeClr val="lt2">
+              <a:hueOff val="0"/>
+              <a:satOff val="0"/>
+              <a:lumOff val="0"/>
+              <a:alphaOff val="0"/>
+            </a:schemeClr>
+          </a:solidFill>
+          <a:prstDash val="solid"/>
+          <a:miter lim="800000"/>
+        </a:ln>
+        <a:effectLst/>
+      </dsp:spPr>
+      <dsp:style>
+        <a:lnRef idx="2">
+          <a:scrgbClr r="0" g="0" b="0"/>
+        </a:lnRef>
+        <a:fillRef idx="1">
+          <a:scrgbClr r="0" g="0" b="0"/>
+        </a:fillRef>
+        <a:effectRef idx="0">
+          <a:scrgbClr r="0" g="0" b="0"/>
+        </a:effectRef>
+        <a:fontRef idx="minor">
+          <a:schemeClr val="lt1"/>
+        </a:fontRef>
+      </dsp:style>
+      <dsp:txBody>
+        <a:bodyPr spcFirstLastPara="0" vert="horz" wrap="square" lIns="72390" tIns="72390" rIns="72390" bIns="72390" numCol="1" spcCol="1270" anchor="ctr" anchorCtr="0">
+          <a:noAutofit/>
+        </a:bodyPr>
+        <a:lstStyle/>
+        <a:p>
+          <a:pPr marL="0" lvl="0" indent="0" algn="ctr" defTabSz="844550">
+            <a:lnSpc>
+              <a:spcPct val="90000"/>
+            </a:lnSpc>
+            <a:spcBef>
+              <a:spcPct val="0"/>
+            </a:spcBef>
+            <a:spcAft>
+              <a:spcPct val="35000"/>
+            </a:spcAft>
+            <a:buNone/>
+          </a:pPr>
+          <a:r>
+            <a:rPr lang="en-GB" sz="1900" kern="1200"/>
+            <a:t>Assure</a:t>
+          </a:r>
+        </a:p>
+      </dsp:txBody>
+      <dsp:txXfrm>
+        <a:off x="4448364" y="59467"/>
+        <a:ext cx="1017099" cy="595439"/>
+      </dsp:txXfrm>
+    </dsp:sp>
+  </dsp:spTree>
+</dsp:drawing>
+</file>
+
+<file path=word/diagrams/layout1.xml><?xml version="1.0" encoding="utf-8"?>
+<dgm:layoutDef xmlns:dgm="http://schemas.openxmlformats.org/drawingml/2006/diagram" xmlns:a="http://schemas.openxmlformats.org/drawingml/2006/main" uniqueId="urn:microsoft.com/office/officeart/2005/8/layout/process1">
+  <dgm:title val=""/>
+  <dgm:desc val=""/>
+  <dgm:catLst>
+    <dgm:cat type="process" pri="1000"/>
+    <dgm:cat type="convert" pri="15000"/>
+  </dgm:catLst>
+  <dgm:sampData useDef="1">
+    <dgm:dataModel>
+      <dgm:ptLst/>
+      <dgm:bg/>
+      <dgm:whole/>
+    </dgm:dataModel>
+  </dgm:sampData>
+  <dgm:styleData>
+    <dgm:dataModel>
+      <dgm:ptLst>
+        <dgm:pt modelId="0" type="doc"/>
+        <dgm:pt modelId="1"/>
+        <dgm:pt modelId="2"/>
+      </dgm:ptLst>
+      <dgm:cxnLst>
+        <dgm:cxn modelId="3" srcId="0" destId="1" srcOrd="0" destOrd="0"/>
+        <dgm:cxn modelId="4" srcId="0" destId="2" srcOrd="1" destOrd="0"/>
+      </dgm:cxnLst>
+      <dgm:bg/>
+      <dgm:whole/>
+    </dgm:dataModel>
+  </dgm:styleData>
+  <dgm:clrData>
+    <dgm:dataModel>
+      <dgm:ptLst>
+        <dgm:pt modelId="0" type="doc"/>
+        <dgm:pt modelId="1"/>
+        <dgm:pt modelId="2"/>
+        <dgm:pt modelId="3"/>
+        <dgm:pt modelId="4"/>
+      </dgm:ptLst>
+      <dgm:cxnLst>
+        <dgm:cxn modelId="5" srcId="0" destId="1" srcOrd="0" destOrd="0"/>
+        <dgm:cxn modelId="6" srcId="0" destId="2" srcOrd="1" destOrd="0"/>
+        <dgm:cxn modelId="7" srcId="0" destId="3" srcOrd="2" destOrd="0"/>
+        <dgm:cxn modelId="8" srcId="0" destId="4" srcOrd="3" destOrd="0"/>
+      </dgm:cxnLst>
+      <dgm:bg/>
+      <dgm:whole/>
+    </dgm:dataModel>
+  </dgm:clrData>
+  <dgm:layoutNode name="Name0">
+    <dgm:varLst>
+      <dgm:dir/>
+      <dgm:resizeHandles val="exact"/>
+    </dgm:varLst>
+    <dgm:choose name="Name1">
+      <dgm:if name="Name2" func="var" arg="dir" op="equ" val="norm">
+        <dgm:alg type="lin"/>
+      </dgm:if>
+      <dgm:else name="Name3">
+        <dgm:alg type="lin">
+          <dgm:param type="linDir" val="fromR"/>
+        </dgm:alg>
+      </dgm:else>
+    </dgm:choose>
+    <dgm:shape xmlns:r="http://schemas.openxmlformats.org/officeDocument/2006/relationships" r:blip="">
+      <dgm:adjLst/>
+    </dgm:shape>
+    <dgm:presOf/>
+    <dgm:constrLst>
+      <dgm:constr type="w" for="ch" ptType="node" refType="w"/>
+      <dgm:constr type="h" for="ch" ptType="node" op="equ"/>
+      <dgm:constr type="primFontSz" for="ch" ptType="node" op="equ" val="65"/>
+      <dgm:constr type="w" for="ch" ptType="sibTrans" refType="w" refFor="ch" refPtType="node" op="equ" fact="0.4"/>
+      <dgm:constr type="h" for="ch" ptType="sibTrans" op="equ"/>
+      <dgm:constr type="primFontSz" for="des" forName="connectorText" op="equ" val="55"/>
+      <dgm:constr type="primFontSz" for="des" forName="connectorText" refType="primFontSz" refFor="ch" refPtType="node" op="lte" fact="0.8"/>
+    </dgm:constrLst>
+    <dgm:ruleLst/>
+    <dgm:forEach name="nodesForEach" axis="ch" ptType="node">
+      <dgm:layoutNode name="node">
+        <dgm:varLst>
+          <dgm:bulletEnabled val="1"/>
+        </dgm:varLst>
+        <dgm:alg type="tx"/>
+        <dgm:shape xmlns:r="http://schemas.openxmlformats.org/officeDocument/2006/relationships" type="roundRect" r:blip="">
+          <dgm:adjLst>
+            <dgm:adj idx="1" val="0.1"/>
+          </dgm:adjLst>
+        </dgm:shape>
+        <dgm:presOf axis="desOrSelf" ptType="node"/>
+        <dgm:constrLst>
+          <dgm:constr type="h" refType="w" fact="0.6"/>
+          <dgm:constr type="tMarg" refType="primFontSz" fact="0.3"/>
+          <dgm:constr type="bMarg" refType="primFontSz" fact="0.3"/>
+          <dgm:constr type="lMarg" refType="primFontSz" fact="0.3"/>
+          <dgm:constr type="rMarg" refType="primFontSz" fact="0.3"/>
+        </dgm:constrLst>
+        <dgm:ruleLst>
+          <dgm:rule type="primFontSz" val="18" fact="NaN" max="NaN"/>
+          <dgm:rule type="h" val="NaN" fact="1.5" max="NaN"/>
+          <dgm:rule type="primFontSz" val="5" fact="NaN" max="NaN"/>
+          <dgm:rule type="h" val="INF" fact="NaN" max="NaN"/>
+        </dgm:ruleLst>
+      </dgm:layoutNode>
+      <dgm:forEach name="sibTransForEach" axis="followSib" ptType="sibTrans" cnt="1">
+        <dgm:layoutNode name="sibTrans">
+          <dgm:alg type="conn">
+            <dgm:param type="begPts" val="auto"/>
+            <dgm:param type="endPts" val="auto"/>
+          </dgm:alg>
+          <dgm:shape xmlns:r="http://schemas.openxmlformats.org/officeDocument/2006/relationships" type="conn" r:blip="">
+            <dgm:adjLst/>
+          </dgm:shape>
+          <dgm:presOf axis="self"/>
+          <dgm:constrLst>
+            <dgm:constr type="h" refType="w" fact="0.62"/>
+            <dgm:constr type="connDist"/>
+            <dgm:constr type="begPad" refType="connDist" fact="0.25"/>
+            <dgm:constr type="endPad" refType="connDist" fact="0.22"/>
+          </dgm:constrLst>
+          <dgm:ruleLst/>
+          <dgm:layoutNode name="connectorText">
+            <dgm:alg type="tx">
+              <dgm:param type="autoTxRot" val="grav"/>
+            </dgm:alg>
+            <dgm:shape xmlns:r="http://schemas.openxmlformats.org/officeDocument/2006/relationships" type="conn" r:blip="" hideGeom="1">
+              <dgm:adjLst/>
+            </dgm:shape>
+            <dgm:presOf axis="self"/>
+            <dgm:constrLst>
+              <dgm:constr type="lMarg"/>
+              <dgm:constr type="rMarg"/>
+              <dgm:constr type="tMarg"/>
+              <dgm:constr type="bMarg"/>
+            </dgm:constrLst>
+            <dgm:ruleLst>
+              <dgm:rule type="primFontSz" val="5" fact="NaN" max="NaN"/>
+            </dgm:ruleLst>
+          </dgm:layoutNode>
+        </dgm:layoutNode>
+      </dgm:forEach>
+    </dgm:forEach>
+  </dgm:layoutNode>
+</dgm:layoutDef>
+</file>
+
+<file path=word/diagrams/quickStyle1.xml><?xml version="1.0" encoding="utf-8"?>
+<dgm:styleDef xmlns:dgm="http://schemas.openxmlformats.org/drawingml/2006/diagram" xmlns:a="http://schemas.openxmlformats.org/drawingml/2006/main" uniqueId="urn:microsoft.com/office/officeart/2005/8/quickstyle/simple1">
+  <dgm:title val=""/>
+  <dgm:desc val=""/>
+  <dgm:catLst>
+    <dgm:cat type="simple" pri="10100"/>
+  </dgm:catLst>
+  <dgm:scene3d>
+    <a:camera prst="orthographicFront"/>
+    <a:lightRig rig="threePt" dir="t"/>
+  </dgm:scene3d>
+  <dgm:styleLbl name="node0">
+    <dgm:scene3d>
+      <a:camera prst="orthographicFront"/>
+      <a:lightRig rig="threePt" dir="t"/>
+    </dgm:scene3d>
+    <dgm:sp3d/>
+    <dgm:txPr/>
+    <dgm:style>
+      <a:lnRef idx="2">
+        <a:scrgbClr r="0" g="0" b="0"/>
+      </a:lnRef>
+      <a:fillRef idx="1">
+        <a:scrgbClr r="0" g="0" b="0"/>
+      </a:fillRef>
+      <a:effectRef idx="0">
+        <a:scrgbClr r="0" g="0" b="0"/>
+      </a:effectRef>
+      <a:fontRef idx="minor">
+        <a:schemeClr val="lt1"/>
+      </a:fontRef>
+    </dgm:style>
+  </dgm:styleLbl>
+  <dgm:styleLbl name="lnNode1">
+    <dgm:scene3d>
+      <a:camera prst="orthographicFront"/>
+      <a:lightRig rig="threePt" dir="t"/>
+    </dgm:scene3d>
+    <dgm:sp3d/>
+    <dgm:txPr/>
+    <dgm:style>
+      <a:lnRef idx="2">
+        <a:scrgbClr r="0" g="0" b="0"/>
+      </a:lnRef>
+      <a:fillRef idx="1">
+        <a:scrgbClr r="0" g="0" b="0"/>
+      </a:fillRef>
+      <a:effectRef idx="0">
+        <a:scrgbClr r="0" g="0" b="0"/>
+      </a:effectRef>
+      <a:fontRef idx="minor">
+        <a:schemeClr val="lt1"/>
+      </a:fontRef>
+    </dgm:style>
+  </dgm:styleLbl>
+  <dgm:styleLbl name="vennNode1">
+    <dgm:scene3d>
+      <a:camera prst="orthographicFront"/>
+      <a:lightRig rig="threePt" dir="t"/>
+    </dgm:scene3d>
+    <dgm:sp3d/>
+    <dgm:txPr/>
+    <dgm:style>
+      <a:lnRef idx="2">
+        <a:scrgbClr r="0" g="0" b="0"/>
+      </a:lnRef>
+      <a:fillRef idx="1">
+        <a:scrgbClr r="0" g="0" b="0"/>
+      </a:fillRef>
+      <a:effectRef idx="0">
+        <a:scrgbClr r="0" g="0" b="0"/>
+      </a:effectRef>
+      <a:fontRef idx="minor">
+        <a:schemeClr val="tx1"/>
+      </a:fontRef>
+    </dgm:style>
+  </dgm:styleLbl>
+  <dgm:styleLbl name="alignNode1">
+    <dgm:scene3d>
+      <a:camera prst="orthographicFront"/>
+      <a:lightRig rig="threePt" dir="t"/>
+    </dgm:scene3d>
+    <dgm:sp3d/>
+    <dgm:txPr/>
+    <dgm:style>
+      <a:lnRef idx="2">
+        <a:scrgbClr r="0" g="0" b="0"/>
+      </a:lnRef>
+      <a:fillRef idx="1">
+        <a:scrgbClr r="0" g="0" b="0"/>
+      </a:fillRef>
+      <a:effectRef idx="0">
+        <a:scrgbClr r="0" g="0" b="0"/>
+      </a:effectRef>
+      <a:fontRef idx="minor">
+        <a:schemeClr val="lt1"/>
+      </a:fontRef>
+    </dgm:style>
+  </dgm:styleLbl>
+  <dgm:styleLbl name="node1">
+    <dgm:scene3d>
+      <a:camera prst="orthographicFront"/>
+      <a:lightRig rig="threePt" dir="t"/>
+    </dgm:scene3d>
+    <dgm:sp3d/>
+    <dgm:txPr/>
+    <dgm:style>
+      <a:lnRef idx="2">
+        <a:scrgbClr r="0" g="0" b="0"/>
+      </a:lnRef>
+      <a:fillRef idx="1">
+        <a:scrgbClr r="0" g="0" b="0"/>
+      </a:fillRef>
+      <a:effectRef idx="0">
+        <a:scrgbClr r="0" g="0" b="0"/>
+      </a:effectRef>
+      <a:fontRef idx="minor">
+        <a:schemeClr val="lt1"/>
+      </a:fontRef>
+    </dgm:style>
+  </dgm:styleLbl>
+  <dgm:styleLbl name="node2">
+    <dgm:scene3d>
+      <a:camera prst="orthographicFront"/>
+      <a:lightRig rig="threePt" dir="t"/>
+    </dgm:scene3d>
+    <dgm:sp3d/>
+    <dgm:txPr/>
+    <dgm:style>
+      <a:lnRef idx="2">
+        <a:scrgbClr r="0" g="0" b="0"/>
+      </a:lnRef>
+      <a:fillRef idx="1">
+        <a:scrgbClr r="0" g="0" b="0"/>
+      </a:fillRef>
+      <a:effectRef idx="0">
+        <a:scrgbClr r="0" g="0" b="0"/>
+      </a:effectRef>
+      <a:fontRef idx="minor">
+        <a:schemeClr val="lt1"/>
+      </a:fontRef>
+    </dgm:style>
+  </dgm:styleLbl>
+  <dgm:styleLbl name="node3">
+    <dgm:scene3d>
+      <a:camera prst="orthographicFront"/>
+      <a:lightRig rig="threePt" dir="t"/>
+    </dgm:scene3d>
+    <dgm:sp3d/>
+    <dgm:txPr/>
+    <dgm:style>
+      <a:lnRef idx="2">
+        <a:scrgbClr r="0" g="0" b="0"/>
+      </a:lnRef>
+      <a:fillRef idx="1">
+        <a:scrgbClr r="0" g="0" b="0"/>
+      </a:fillRef>
+      <a:effectRef idx="0">
+        <a:scrgbClr r="0" g="0" b="0"/>
+      </a:effectRef>
+      <a:fontRef idx="minor">
+        <a:schemeClr val="lt1"/>
+      </a:fontRef>
+    </dgm:style>
+  </dgm:styleLbl>
+  <dgm:styleLbl name="node4">
+    <dgm:scene3d>
+      <a:camera prst="orthographicFront"/>
+      <a:lightRig rig="threePt" dir="t"/>
+    </dgm:scene3d>
+    <dgm:sp3d/>
+    <dgm:txPr/>
+    <dgm:style>
+      <a:lnRef idx="2">
+        <a:scrgbClr r="0" g="0" b="0"/>
+      </a:lnRef>
+      <a:fillRef idx="1">
+        <a:scrgbClr r="0" g="0" b="0"/>
+      </a:fillRef>
+      <a:effectRef idx="0">
+        <a:scrgbClr r="0" g="0" b="0"/>
+      </a:effectRef>
+      <a:fontRef idx="minor">
+        <a:schemeClr val="lt1"/>
+      </a:fontRef>
+    </dgm:style>
+  </dgm:styleLbl>
+  <dgm:styleLbl name="fgImgPlace1">
+    <dgm:scene3d>
+      <a:camera prst="orthographicFront"/>
+      <a:lightRig rig="threePt" dir="t"/>
+    </dgm:scene3d>
+    <dgm:sp3d/>
+    <dgm:txPr/>
+    <dgm:style>
+      <a:lnRef idx="2">
+        <a:scrgbClr r="0" g="0" b="0"/>
+      </a:lnRef>
+      <a:fillRef idx="1">
+        <a:scrgbClr r="0" g="0" b="0"/>
+      </a:fillRef>
+      <a:effectRef idx="0">
+        <a:scrgbClr r="0" g="0" b="0"/>
+      </a:effectRef>
+      <a:fontRef idx="minor"/>
+    </dgm:style>
+  </dgm:styleLbl>
+  <dgm:styleLbl name="alignImgPlace1">
+    <dgm:scene3d>
+      <a:camera prst="orthographicFront"/>
+      <a:lightRig rig="threePt" dir="t"/>
+    </dgm:scene3d>
+    <dgm:sp3d/>
+    <dgm:txPr/>
+    <dgm:style>
+      <a:lnRef idx="2">
+        <a:scrgbClr r="0" g="0" b="0"/>
+      </a:lnRef>
+      <a:fillRef idx="1">
+        <a:scrgbClr r="0" g="0" b="0"/>
+      </a:fillRef>
+      <a:effectRef idx="0">
+        <a:scrgbClr r="0" g="0" b="0"/>
+      </a:effectRef>
+      <a:fontRef idx="minor"/>
+    </dgm:style>
+  </dgm:styleLbl>
+  <dgm:styleLbl name="bgImgPlace1">
+    <dgm:scene3d>
+      <a:camera prst="orthographicFront"/>
+      <a:lightRig rig="threePt" dir="t"/>
+    </dgm:scene3d>
+    <dgm:sp3d/>
+    <dgm:txPr/>
+    <dgm:style>
+      <a:lnRef idx="2">
+        <a:scrgbClr r="0" g="0" b="0"/>
+      </a:lnRef>
+      <a:fillRef idx="1">
+        <a:scrgbClr r="0" g="0" b="0"/>
+      </a:fillRef>
+      <a:effectRef idx="0">
+        <a:scrgbClr r="0" g="0" b="0"/>
+      </a:effectRef>
+      <a:fontRef idx="minor"/>
+    </dgm:style>
+  </dgm:styleLbl>
+  <dgm:styleLbl name="sibTrans2D1">
+    <dgm:scene3d>
+      <a:camera prst="orthographicFront"/>
+      <a:lightRig rig="threePt" dir="t"/>
+    </dgm:scene3d>
+    <dgm:sp3d/>
+    <dgm:txPr/>
+    <dgm:style>
+      <a:lnRef idx="0">
+        <a:scrgbClr r="0" g="0" b="0"/>
+      </a:lnRef>
+      <a:fillRef idx="1">
+        <a:scrgbClr r="0" g="0" b="0"/>
+      </a:fillRef>
+      <a:effectRef idx="0">
+        <a:scrgbClr r="0" g="0" b="0"/>
+      </a:effectRef>
+      <a:fontRef idx="minor">
+        <a:schemeClr val="lt1"/>
+      </a:fontRef>
+    </dgm:style>
+  </dgm:styleLbl>
+  <dgm:styleLbl name="fgSibTrans2D1">
+    <dgm:scene3d>
+      <a:camera prst="orthographicFront"/>
+      <a:lightRig rig="threePt" dir="t"/>
+    </dgm:scene3d>
+    <dgm:sp3d/>
+    <dgm:txPr/>
+    <dgm:style>
+      <a:lnRef idx="0">
+        <a:scrgbClr r="0" g="0" b="0"/>
+      </a:lnRef>
+      <a:fillRef idx="1">
+        <a:scrgbClr r="0" g="0" b="0"/>
+      </a:fillRef>
+      <a:effectRef idx="0">
+        <a:scrgbClr r="0" g="0" b="0"/>
+      </a:effectRef>
+      <a:fontRef idx="minor">
+        <a:schemeClr val="lt1"/>
+      </a:fontRef>
+    </dgm:style>
+  </dgm:styleLbl>
+  <dgm:styleLbl name="bgSibTrans2D1">
+    <dgm:scene3d>
+      <a:camera prst="orthographicFront"/>
+      <a:lightRig rig="threePt" dir="t"/>
+    </dgm:scene3d>
+    <dgm:sp3d/>
+    <dgm:txPr/>
+    <dgm:style>
+      <a:lnRef idx="0">
+        <a:scrgbClr r="0" g="0" b="0"/>
+      </a:lnRef>
+      <a:fillRef idx="1">
+        <a:scrgbClr r="0" g="0" b="0"/>
+      </a:fillRef>
+      <a:effectRef idx="0">
+        <a:scrgbClr r="0" g="0" b="0"/>
+      </a:effectRef>
+      <a:fontRef idx="minor">
+        <a:schemeClr val="lt1"/>
+      </a:fontRef>
+    </dgm:style>
+  </dgm:styleLbl>
+  <dgm:styleLbl name="sibTrans1D1">
+    <dgm:scene3d>
+      <a:camera prst="orthographicFront"/>
+      <a:lightRig rig="threePt" dir="t"/>
+    </dgm:scene3d>
+    <dgm:sp3d/>
+    <dgm:txPr/>
+    <dgm:style>
+      <a:lnRef idx="1">
+        <a:scrgbClr r="0" g="0" b="0"/>
+      </a:lnRef>
+      <a:fillRef idx="0">
+        <a:scrgbClr r="0" g="0" b="0"/>
+      </a:fillRef>
+      <a:effectRef idx="0">
+        <a:scrgbClr r="0" g="0" b="0"/>
+      </a:effectRef>
+      <a:fontRef idx="minor"/>
+    </dgm:style>
+  </dgm:styleLbl>
+  <dgm:styleLbl name="callout">
+    <dgm:scene3d>
+      <a:camera prst="orthographicFront"/>
+      <a:lightRig rig="threePt" dir="t"/>
+    </dgm:scene3d>
+    <dgm:sp3d/>
+    <dgm:txPr/>
+    <dgm:style>
+      <a:lnRef idx="2">
+        <a:scrgbClr r="0" g="0" b="0"/>
+      </a:lnRef>
+      <a:fillRef idx="1">
+        <a:scrgbClr r="0" g="0" b="0"/>
+      </a:fillRef>
+      <a:effectRef idx="0">
+        <a:scrgbClr r="0" g="0" b="0"/>
+      </a:effectRef>
+      <a:fontRef idx="minor"/>
+    </dgm:style>
+  </dgm:styleLbl>
+  <dgm:styleLbl name="asst0">
+    <dgm:scene3d>
+      <a:camera prst="orthographicFront"/>
+      <a:lightRig rig="threePt" dir="t"/>
+    </dgm:scene3d>
+    <dgm:sp3d/>
+    <dgm:txPr/>
+    <dgm:style>
+      <a:lnRef idx="2">
+        <a:scrgbClr r="0" g="0" b="0"/>
+      </a:lnRef>
+      <a:fillRef idx="1">
+        <a:scrgbClr r="0" g="0" b="0"/>
+      </a:fillRef>
+      <a:effectRef idx="0">
+        <a:scrgbClr r="0" g="0" b="0"/>
+      </a:effectRef>
+      <a:fontRef idx="minor">
+        <a:schemeClr val="lt1"/>
+      </a:fontRef>
+    </dgm:style>
+  </dgm:styleLbl>
+  <dgm:styleLbl name="asst1">
+    <dgm:scene3d>
+      <a:camera prst="orthographicFront"/>
+      <a:lightRig rig="threePt" dir="t"/>
+    </dgm:scene3d>
+    <dgm:sp3d/>
+    <dgm:txPr/>
+    <dgm:style>
+      <a:lnRef idx="2">
+        <a:scrgbClr r="0" g="0" b="0"/>
+      </a:lnRef>
+      <a:fillRef idx="1">
+        <a:scrgbClr r="0" g="0" b="0"/>
+      </a:fillRef>
+      <a:effectRef idx="0">
+        <a:scrgbClr r="0" g="0" b="0"/>
+      </a:effectRef>
+      <a:fontRef idx="minor">
+        <a:schemeClr val="lt1"/>
+      </a:fontRef>
+    </dgm:style>
+  </dgm:styleLbl>
+  <dgm:styleLbl name="asst2">
+    <dgm:scene3d>
+      <a:camera prst="orthographicFront"/>
+      <a:lightRig rig="threePt" dir="t"/>
+    </dgm:scene3d>
+    <dgm:sp3d/>
+    <dgm:txPr/>
+    <dgm:style>
+      <a:lnRef idx="2">
+        <a:scrgbClr r="0" g="0" b="0"/>
+      </a:lnRef>
+      <a:fillRef idx="1">
+        <a:scrgbClr r="0" g="0" b="0"/>
+      </a:fillRef>
+      <a:effectRef idx="0">
+        <a:scrgbClr r="0" g="0" b="0"/>
+      </a:effectRef>
+      <a:fontRef idx="minor">
+        <a:schemeClr val="lt1"/>
+      </a:fontRef>
+    </dgm:style>
+  </dgm:styleLbl>
+  <dgm:styleLbl name="asst3">
+    <dgm:scene3d>
+      <a:camera prst="orthographicFront"/>
+      <a:lightRig rig="threePt" dir="t"/>
+    </dgm:scene3d>
+    <dgm:sp3d/>
+    <dgm:txPr/>
+    <dgm:style>
+      <a:lnRef idx="2">
+        <a:scrgbClr r="0" g="0" b="0"/>
+      </a:lnRef>
+      <a:fillRef idx="1">
+        <a:scrgbClr r="0" g="0" b="0"/>
+      </a:fillRef>
+      <a:effectRef idx="0">
+        <a:scrgbClr r="0" g="0" b="0"/>
+      </a:effectRef>
+      <a:fontRef idx="minor">
+        <a:schemeClr val="lt1"/>
+      </a:fontRef>
+    </dgm:style>
+  </dgm:styleLbl>
+  <dgm:styleLbl name="asst4">
+    <dgm:scene3d>
+      <a:camera prst="orthographicFront"/>
+      <a:lightRig rig="threePt" dir="t"/>
+    </dgm:scene3d>
+    <dgm:sp3d/>
+    <dgm:txPr/>
+    <dgm:style>
+      <a:lnRef idx="2">
+        <a:scrgbClr r="0" g="0" b="0"/>
+      </a:lnRef>
+      <a:fillRef idx="1">
+        <a:scrgbClr r="0" g="0" b="0"/>
+      </a:fillRef>
+      <a:effectRef idx="0">
+        <a:scrgbClr r="0" g="0" b="0"/>
+      </a:effectRef>
+      <a:fontRef idx="minor">
+        <a:schemeClr val="lt1"/>
+      </a:fontRef>
+    </dgm:style>
+  </dgm:styleLbl>
+  <dgm:styleLbl name="parChTrans2D1">
+    <dgm:scene3d>
+      <a:camera prst="orthographicFront"/>
+      <a:lightRig rig="threePt" dir="t"/>
+    </dgm:scene3d>
+    <dgm:sp3d/>
+    <dgm:txPr/>
+    <dgm:style>
+      <a:lnRef idx="2">
+        <a:scrgbClr r="0" g="0" b="0"/>
+      </a:lnRef>
+      <a:fillRef idx="1">
+        <a:scrgbClr r="0" g="0" b="0"/>
+      </a:fillRef>
+      <a:effectRef idx="0">
+        <a:scrgbClr r="0" g="0" b="0"/>
+      </a:effectRef>
+      <a:fontRef idx="minor">
+        <a:schemeClr val="lt1"/>
+      </a:fontRef>
+    </dgm:style>
+  </dgm:styleLbl>
+  <dgm:styleLbl name="parChTrans2D2">
+    <dgm:scene3d>
+      <a:camera prst="orthographicFront"/>
+      <a:lightRig rig="threePt" dir="t"/>
+    </dgm:scene3d>
+    <dgm:sp3d/>
+    <dgm:txPr/>
+    <dgm:style>
+      <a:lnRef idx="2">
+        <a:scrgbClr r="0" g="0" b="0"/>
+      </a:lnRef>
+      <a:fillRef idx="1">
+        <a:scrgbClr r="0" g="0" b="0"/>
+      </a:fillRef>
+      <a:effectRef idx="0">
+        <a:scrgbClr r="0" g="0" b="0"/>
+      </a:effectRef>
+      <a:fontRef idx="minor">
+        <a:schemeClr val="lt1"/>
+      </a:fontRef>
+    </dgm:style>
+  </dgm:styleLbl>
+  <dgm:styleLbl name="parChTrans2D3">
+    <dgm:scene3d>
+      <a:camera prst="orthographicFront"/>
+      <a:lightRig rig="threePt" dir="t"/>
+    </dgm:scene3d>
+    <dgm:sp3d/>
+    <dgm:txPr/>
+    <dgm:style>
+      <a:lnRef idx="2">
+        <a:scrgbClr r="0" g="0" b="0"/>
+      </a:lnRef>
+      <a:fillRef idx="1">
+        <a:scrgbClr r="0" g="0" b="0"/>
+      </a:fillRef>
+      <a:effectRef idx="0">
+        <a:scrgbClr r="0" g="0" b="0"/>
+      </a:effectRef>
+      <a:fontRef idx="minor">
+        <a:schemeClr val="lt1"/>
+      </a:fontRef>
+    </dgm:style>
+  </dgm:styleLbl>
+  <dgm:styleLbl name="parChTrans2D4">
+    <dgm:scene3d>
+      <a:camera prst="orthographicFront"/>
+      <a:lightRig rig="threePt" dir="t"/>
+    </dgm:scene3d>
+    <dgm:sp3d/>
+    <dgm:txPr/>
+    <dgm:style>
+      <a:lnRef idx="2">
+        <a:scrgbClr r="0" g="0" b="0"/>
+      </a:lnRef>
+      <a:fillRef idx="1">
+        <a:scrgbClr r="0" g="0" b="0"/>
+      </a:fillRef>
+      <a:effectRef idx="0">
+        <a:scrgbClr r="0" g="0" b="0"/>
+      </a:effectRef>
+      <a:fontRef idx="minor">
+        <a:schemeClr val="lt1"/>
+      </a:fontRef>
+    </dgm:style>
+  </dgm:styleLbl>
+  <dgm:styleLbl name="parChTrans1D1">
+    <dgm:scene3d>
+      <a:camera prst="orthographicFront"/>
+      <a:lightRig rig="threePt" dir="t"/>
+    </dgm:scene3d>
+    <dgm:sp3d/>
+    <dgm:txPr/>
+    <dgm:style>
+      <a:lnRef idx="2">
+        <a:scrgbClr r="0" g="0" b="0"/>
+      </a:lnRef>
+      <a:fillRef idx="0">
+        <a:scrgbClr r="0" g="0" b="0"/>
+      </a:fillRef>
+      <a:effectRef idx="0">
+        <a:scrgbClr r="0" g="0" b="0"/>
+      </a:effectRef>
+      <a:fontRef idx="minor"/>
+    </dgm:style>
+  </dgm:styleLbl>
+  <dgm:styleLbl name="parChTrans1D2">
+    <dgm:scene3d>
+      <a:camera prst="orthographicFront"/>
+      <a:lightRig rig="threePt" dir="t"/>
+    </dgm:scene3d>
+    <dgm:sp3d/>
+    <dgm:txPr/>
+    <dgm:style>
+      <a:lnRef idx="2">
+        <a:scrgbClr r="0" g="0" b="0"/>
+      </a:lnRef>
+      <a:fillRef idx="0">
+        <a:scrgbClr r="0" g="0" b="0"/>
+      </a:fillRef>
+      <a:effectRef idx="0">
+        <a:scrgbClr r="0" g="0" b="0"/>
+      </a:effectRef>
+      <a:fontRef idx="minor"/>
+    </dgm:style>
+  </dgm:styleLbl>
+  <dgm:styleLbl name="parChTrans1D3">
+    <dgm:scene3d>
+      <a:camera prst="orthographicFront"/>
+      <a:lightRig rig="threePt" dir="t"/>
+    </dgm:scene3d>
+    <dgm:sp3d/>
+    <dgm:txPr/>
+    <dgm:style>
+      <a:lnRef idx="2">
+        <a:scrgbClr r="0" g="0" b="0"/>
+      </a:lnRef>
+      <a:fillRef idx="0">
+        <a:scrgbClr r="0" g="0" b="0"/>
+      </a:fillRef>
+      <a:effectRef idx="0">
+        <a:scrgbClr r="0" g="0" b="0"/>
+      </a:effectRef>
+      <a:fontRef idx="minor"/>
+    </dgm:style>
+  </dgm:styleLbl>
+  <dgm:styleLbl name="parChTrans1D4">
+    <dgm:scene3d>
+      <a:camera prst="orthographicFront"/>
+      <a:lightRig rig="threePt" dir="t"/>
+    </dgm:scene3d>
+    <dgm:sp3d/>
+    <dgm:txPr/>
+    <dgm:style>
+      <a:lnRef idx="2">
+        <a:scrgbClr r="0" g="0" b="0"/>
+      </a:lnRef>
+      <a:fillRef idx="0">
+        <a:scrgbClr r="0" g="0" b="0"/>
+      </a:fillRef>
+      <a:effectRef idx="0">
+        <a:scrgbClr r="0" g="0" b="0"/>
+      </a:effectRef>
+      <a:fontRef idx="minor"/>
+    </dgm:style>
+  </dgm:styleLbl>
+  <dgm:styleLbl name="fgAcc1">
+    <dgm:scene3d>
+      <a:camera prst="orthographicFront"/>
+      <a:lightRig rig="threePt" dir="t"/>
+    </dgm:scene3d>
+    <dgm:sp3d/>
+    <dgm:txPr/>
+    <dgm:style>
+      <a:lnRef idx="2">
+        <a:scrgbClr r="0" g="0" b="0"/>
+      </a:lnRef>
+      <a:fillRef idx="1">
+        <a:scrgbClr r="0" g="0" b="0"/>
+      </a:fillRef>
+      <a:effectRef idx="0">
+        <a:scrgbClr r="0" g="0" b="0"/>
+      </a:effectRef>
+      <a:fontRef idx="minor"/>
+    </dgm:style>
+  </dgm:styleLbl>
+  <dgm:styleLbl name="conFgAcc1">
+    <dgm:scene3d>
+      <a:camera prst="orthographicFront"/>
+      <a:lightRig rig="threePt" dir="t"/>
+    </dgm:scene3d>
+    <dgm:sp3d/>
+    <dgm:txPr/>
+    <dgm:style>
+      <a:lnRef idx="2">
+        <a:scrgbClr r="0" g="0" b="0"/>
+      </a:lnRef>
+      <a:fillRef idx="1">
+        <a:scrgbClr r="0" g="0" b="0"/>
+      </a:fillRef>
+      <a:effectRef idx="0">
+        <a:scrgbClr r="0" g="0" b="0"/>
+      </a:effectRef>
+      <a:fontRef idx="minor"/>
+    </dgm:style>
+  </dgm:styleLbl>
+  <dgm:styleLbl name="alignAcc1">
+    <dgm:scene3d>
+      <a:camera prst="orthographicFront"/>
+      <a:lightRig rig="threePt" dir="t"/>
+    </dgm:scene3d>
+    <dgm:sp3d/>
+    <dgm:txPr/>
+    <dgm:style>
+      <a:lnRef idx="2">
+        <a:scrgbClr r="0" g="0" b="0"/>
+      </a:lnRef>
+      <a:fillRef idx="1">
+        <a:scrgbClr r="0" g="0" b="0"/>
+      </a:fillRef>
+      <a:effectRef idx="0">
+        <a:scrgbClr r="0" g="0" b="0"/>
+      </a:effectRef>
+      <a:fontRef idx="minor"/>
+    </dgm:style>
+  </dgm:styleLbl>
+  <dgm:styleLbl name="trAlignAcc1">
+    <dgm:scene3d>
+      <a:camera prst="orthographicFront"/>
+      <a:lightRig rig="threePt" dir="t"/>
+    </dgm:scene3d>
+    <dgm:sp3d/>
+    <dgm:txPr/>
+    <dgm:style>
+      <a:lnRef idx="1">
+        <a:scrgbClr r="0" g="0" b="0"/>
+      </a:lnRef>
+      <a:fillRef idx="1">
+        <a:scrgbClr r="0" g="0" b="0"/>
+      </a:fillRef>
+      <a:effectRef idx="0">
+        <a:scrgbClr r="0" g="0" b="0"/>
+      </a:effectRef>
+      <a:fontRef idx="minor"/>
+    </dgm:style>
+  </dgm:styleLbl>
+  <dgm:styleLbl name="bgAcc1">
+    <dgm:scene3d>
+      <a:camera prst="orthographicFront"/>
+      <a:lightRig rig="threePt" dir="t"/>
+    </dgm:scene3d>
+    <dgm:sp3d/>
+    <dgm:txPr/>
+    <dgm:style>
+      <a:lnRef idx="2">
+        <a:scrgbClr r="0" g="0" b="0"/>
+      </a:lnRef>
+      <a:fillRef idx="1">
+        <a:scrgbClr r="0" g="0" b="0"/>
+      </a:fillRef>
+      <a:effectRef idx="0">
+        <a:scrgbClr r="0" g="0" b="0"/>
+      </a:effectRef>
+      <a:fontRef idx="minor"/>
+    </dgm:style>
+  </dgm:styleLbl>
+  <dgm:styleLbl name="solidFgAcc1">
+    <dgm:scene3d>
+      <a:camera prst="orthographicFront"/>
+      <a:lightRig rig="threePt" dir="t"/>
+    </dgm:scene3d>
+    <dgm:sp3d/>
+    <dgm:txPr/>
+    <dgm:style>
+      <a:lnRef idx="2">
+        <a:scrgbClr r="0" g="0" b="0"/>
+      </a:lnRef>
+      <a:fillRef idx="1">
+        <a:scrgbClr r="0" g="0" b="0"/>
+      </a:fillRef>
+      <a:effectRef idx="0">
+        <a:scrgbClr r="0" g="0" b="0"/>
+      </a:effectRef>
+      <a:fontRef idx="minor"/>
+    </dgm:style>
+  </dgm:styleLbl>
+  <dgm:styleLbl name="solidAlignAcc1">
+    <dgm:scene3d>
+      <a:camera prst="orthographicFront"/>
+      <a:lightRig rig="threePt" dir="t"/>
+    </dgm:scene3d>
+    <dgm:sp3d/>
+    <dgm:txPr/>
+    <dgm:style>
+      <a:lnRef idx="2">
+        <a:scrgbClr r="0" g="0" b="0"/>
+      </a:lnRef>
+      <a:fillRef idx="1">
+        <a:scrgbClr r="0" g="0" b="0"/>
+      </a:fillRef>
+      <a:effectRef idx="0">
+        <a:scrgbClr r="0" g="0" b="0"/>
+      </a:effectRef>
+      <a:fontRef idx="minor"/>
+    </dgm:style>
+  </dgm:styleLbl>
+  <dgm:styleLbl name="solidBgAcc1">
+    <dgm:scene3d>
+      <a:camera prst="orthographicFront"/>
+      <a:lightRig rig="threePt" dir="t"/>
+    </dgm:scene3d>
+    <dgm:sp3d/>
+    <dgm:txPr/>
+    <dgm:style>
+      <a:lnRef idx="2">
+        <a:scrgbClr r="0" g="0" b="0"/>
+      </a:lnRef>
+      <a:fillRef idx="1">
+        <a:scrgbClr r="0" g="0" b="0"/>
+      </a:fillRef>
+      <a:effectRef idx="0">
+        <a:scrgbClr r="0" g="0" b="0"/>
+      </a:effectRef>
+      <a:fontRef idx="minor"/>
+    </dgm:style>
+  </dgm:styleLbl>
+  <dgm:styleLbl name="fgAccFollowNode1">
+    <dgm:scene3d>
+      <a:camera prst="orthographicFront"/>
+      <a:lightRig rig="threePt" dir="t"/>
+    </dgm:scene3d>
+    <dgm:sp3d/>
+    <dgm:txPr/>
+    <dgm:style>
+      <a:lnRef idx="2">
+        <a:scrgbClr r="0" g="0" b="0"/>
+      </a:lnRef>
+      <a:fillRef idx="1">
+        <a:scrgbClr r="0" g="0" b="0"/>
+      </a:fillRef>
+      <a:effectRef idx="0">
+        <a:scrgbClr r="0" g="0" b="0"/>
+      </a:effectRef>
+      <a:fontRef idx="minor"/>
+    </dgm:style>
+  </dgm:styleLbl>
+  <dgm:styleLbl name="alignAccFollowNode1">
+    <dgm:scene3d>
+      <a:camera prst="orthographicFront"/>
+      <a:lightRig rig="threePt" dir="t"/>
+    </dgm:scene3d>
+    <dgm:sp3d/>
+    <dgm:txPr/>
+    <dgm:style>
+      <a:lnRef idx="2">
+        <a:scrgbClr r="0" g="0" b="0"/>
+      </a:lnRef>
+      <a:fillRef idx="1">
+        <a:scrgbClr r="0" g="0" b="0"/>
+      </a:fillRef>
+      <a:effectRef idx="0">
+        <a:scrgbClr r="0" g="0" b="0"/>
+      </a:effectRef>
+      <a:fontRef idx="minor"/>
+    </dgm:style>
+  </dgm:styleLbl>
+  <dgm:styleLbl name="bgAccFollowNode1">
+    <dgm:scene3d>
+      <a:camera prst="orthographicFront"/>
+      <a:lightRig rig="threePt" dir="t"/>
+    </dgm:scene3d>
+    <dgm:sp3d/>
+    <dgm:txPr/>
+    <dgm:style>
+      <a:lnRef idx="2">
+        <a:scrgbClr r="0" g="0" b="0"/>
+      </a:lnRef>
+      <a:fillRef idx="1">
+        <a:scrgbClr r="0" g="0" b="0"/>
+      </a:fillRef>
+      <a:effectRef idx="0">
+        <a:scrgbClr r="0" g="0" b="0"/>
+      </a:effectRef>
+      <a:fontRef idx="minor"/>
+    </dgm:style>
+  </dgm:styleLbl>
+  <dgm:styleLbl name="fgAcc0">
+    <dgm:scene3d>
+      <a:camera prst="orthographicFront"/>
+      <a:lightRig rig="threePt" dir="t"/>
+    </dgm:scene3d>
+    <dgm:sp3d/>
+    <dgm:txPr/>
+    <dgm:style>
+      <a:lnRef idx="2">
+        <a:scrgbClr r="0" g="0" b="0"/>
+      </a:lnRef>
+      <a:fillRef idx="1">
+        <a:scrgbClr r="0" g="0" b="0"/>
+      </a:fillRef>
+      <a:effectRef idx="0">
+        <a:scrgbClr r="0" g="0" b="0"/>
+      </a:effectRef>
+      <a:fontRef idx="minor"/>
+    </dgm:style>
+  </dgm:styleLbl>
+  <dgm:styleLbl name="fgAcc2">
+    <dgm:scene3d>
+      <a:camera prst="orthographicFront"/>
+      <a:lightRig rig="threePt" dir="t"/>
+    </dgm:scene3d>
+    <dgm:sp3d/>
+    <dgm:txPr/>
+    <dgm:style>
+      <a:lnRef idx="2">
+        <a:scrgbClr r="0" g="0" b="0"/>
+      </a:lnRef>
+      <a:fillRef idx="1">
+        <a:scrgbClr r="0" g="0" b="0"/>
+      </a:fillRef>
+      <a:effectRef idx="0">
+        <a:scrgbClr r="0" g="0" b="0"/>
+      </a:effectRef>
+      <a:fontRef idx="minor"/>
+    </dgm:style>
+  </dgm:styleLbl>
+  <dgm:styleLbl name="fgAcc3">
+    <dgm:scene3d>
+      <a:camera prst="orthographicFront"/>
+      <a:lightRig rig="threePt" dir="t"/>
+    </dgm:scene3d>
+    <dgm:sp3d/>
+    <dgm:txPr/>
+    <dgm:style>
+      <a:lnRef idx="2">
+        <a:scrgbClr r="0" g="0" b="0"/>
+      </a:lnRef>
+      <a:fillRef idx="1">
+        <a:scrgbClr r="0" g="0" b="0"/>
+      </a:fillRef>
+      <a:effectRef idx="0">
+        <a:scrgbClr r="0" g="0" b="0"/>
+      </a:effectRef>
+      <a:fontRef idx="minor"/>
+    </dgm:style>
+  </dgm:styleLbl>
+  <dgm:styleLbl name="fgAcc4">
+    <dgm:scene3d>
+      <a:camera prst="orthographicFront"/>
+      <a:lightRig rig="threePt" dir="t"/>
+    </dgm:scene3d>
+    <dgm:sp3d/>
+    <dgm:txPr/>
+    <dgm:style>
+      <a:lnRef idx="2">
+        <a:scrgbClr r="0" g="0" b="0"/>
+      </a:lnRef>
+      <a:fillRef idx="1">
+        <a:scrgbClr r="0" g="0" b="0"/>
+      </a:fillRef>
+      <a:effectRef idx="0">
+        <a:scrgbClr r="0" g="0" b="0"/>
+      </a:effectRef>
+      <a:fontRef idx="minor"/>
+    </dgm:style>
+  </dgm:styleLbl>
+  <dgm:styleLbl name="bgShp">
+    <dgm:scene3d>
+      <a:camera prst="orthographicFront"/>
+      <a:lightRig rig="threePt" dir="t"/>
+    </dgm:scene3d>
+    <dgm:sp3d/>
+    <dgm:txPr/>
+    <dgm:style>
+      <a:lnRef idx="0">
+        <a:scrgbClr r="0" g="0" b="0"/>
+      </a:lnRef>
+      <a:fillRef idx="1">
+        <a:scrgbClr r="0" g="0" b="0"/>
+      </a:fillRef>
+      <a:effectRef idx="0">
+        <a:scrgbClr r="0" g="0" b="0"/>
+      </a:effectRef>
+      <a:fontRef idx="minor"/>
+    </dgm:style>
+  </dgm:styleLbl>
+  <dgm:styleLbl name="dkBgShp">
+    <dgm:scene3d>
+      <a:camera prst="orthographicFront"/>
+      <a:lightRig rig="threePt" dir="t"/>
+    </dgm:scene3d>
+    <dgm:sp3d/>
+    <dgm:txPr/>
+    <dgm:style>
+      <a:lnRef idx="0">
+        <a:scrgbClr r="0" g="0" b="0"/>
+      </a:lnRef>
+      <a:fillRef idx="1">
+        <a:scrgbClr r="0" g="0" b="0"/>
+      </a:fillRef>
+      <a:effectRef idx="0">
+        <a:scrgbClr r="0" g="0" b="0"/>
+      </a:effectRef>
+      <a:fontRef idx="minor"/>
+    </dgm:style>
+  </dgm:styleLbl>
+  <dgm:styleLbl name="trBgShp">
+    <dgm:scene3d>
+      <a:camera prst="orthographicFront"/>
+      <a:lightRig rig="threePt" dir="t"/>
+    </dgm:scene3d>
+    <dgm:sp3d/>
+    <dgm:txPr/>
+    <dgm:style>
+      <a:lnRef idx="0">
+        <a:scrgbClr r="0" g="0" b="0"/>
+      </a:lnRef>
+      <a:fillRef idx="1">
+        <a:scrgbClr r="0" g="0" b="0"/>
+      </a:fillRef>
+      <a:effectRef idx="0">
+        <a:scrgbClr r="0" g="0" b="0"/>
+      </a:effectRef>
+      <a:fontRef idx="minor"/>
+    </dgm:style>
+  </dgm:styleLbl>
+  <dgm:styleLbl name="fgShp">
+    <dgm:scene3d>
+      <a:camera prst="orthographicFront"/>
+      <a:lightRig rig="threePt" dir="t"/>
+    </dgm:scene3d>
+    <dgm:sp3d/>
+    <dgm:txPr/>
+    <dgm:style>
+      <a:lnRef idx="2">
+        <a:scrgbClr r="0" g="0" b="0"/>
+      </a:lnRef>
+      <a:fillRef idx="1">
+        <a:scrgbClr r="0" g="0" b="0"/>
+      </a:fillRef>
+      <a:effectRef idx="0">
+        <a:scrgbClr r="0" g="0" b="0"/>
+      </a:effectRef>
+      <a:fontRef idx="minor"/>
+    </dgm:style>
+  </dgm:styleLbl>
+  <dgm:styleLbl name="revTx">
+    <dgm:scene3d>
+      <a:camera prst="orthographicFront"/>
+      <a:lightRig rig="threePt" dir="t"/>
+    </dgm:scene3d>
+    <dgm:sp3d/>
+    <dgm:txPr/>
+    <dgm:style>
+      <a:lnRef idx="0">
+        <a:scrgbClr r="0" g="0" b="0"/>
+      </a:lnRef>
+      <a:fillRef idx="0">
+        <a:scrgbClr r="0" g="0" b="0"/>
+      </a:fillRef>
+      <a:effectRef idx="0">
+        <a:scrgbClr r="0" g="0" b="0"/>
+      </a:effectRef>
+      <a:fontRef idx="minor"/>
+    </dgm:style>
+  </dgm:styleLbl>
+</dgm:styleDef>
+</file>
+
 <file path=word/theme/theme1.xml><?xml version="1.0" encoding="utf-8"?>
 <a:theme xmlns:a="http://schemas.openxmlformats.org/drawingml/2006/main" name="Office Theme">
   <a:themeElements>
